--- a/Volume 1/Chapter 06 - RESTful APIs/SPA_Vol1_Ch6_Project2a_GitHub_API_Explorer_EXTENDED.docx
+++ b/Volume 1/Chapter 06 - RESTful APIs/SPA_Vol1_Ch6_Project2a_GitHub_API_Explorer_EXTENDED.docx
@@ -67,10 +67,7 @@
     </w:p>
     <w:p>
       <w:r>
-        <w:t>Build the GitHub API Explorer of the Chapter 6 Project 2 in Assembly, Rust, and Erlang: the same github&gt; command loop, which reads real, public data from GitHub's REST API with the client pieces of Lessons 6.4a to 6.21a. It looks up a repository and a user, lists a repository's commits three to a page with an optional file filter, follows GitHub's Link header from page to page, shows how many requests are left this hour, and reports every failure in one sentence. It sends a token as a Bearer header when one</w:t>
-      </w:r>
-      <w:r>
-        <w:t xml:space="preserve"> is set, never prints it, and needs none. The three programs print the Chapter 6 Project 2's lines, word for word. Linux runs the Assembly Basic program under WSL. Solidity cannot reach GitHub at all, so its scripts show what a chain does instead: a program outside the chain, an oracle, writes GitHub's stable data into a contract, and the explorer's commands read that copy.</w:t>
+        <w:t>Build the GitHub API Explorer of the Chapter 6 Project 2 in Assembly, Rust, and Erlang: the same github&gt; command loop, which reads real, public data from GitHub's REST API with the client pieces of Lessons 6.4a to 6.21a. It looks up a repository and a user, lists a repository's commits three to a page with an optional file filter, follows GitHub's Link header from page to page, shows how many requests are left this hour, and reports every failure in one sentence. It sends a token as a Bearer header when one is set, never prints it, and needs none. The three programs print the Chapter 6 Project 2's lines, word for word. Linux runs the Assembly Basic program under WSL. Solidity cannot reach GitHub at all, so its scripts show what a chain does instead: a program outside the chain, an oracle, writes GitHub's stable data into a contract, and the explorer's commands read that copy.</w:t>
       </w:r>
     </w:p>
     <w:p>
@@ -98,10 +95,7 @@
     </w:p>
     <w:p>
       <w:r>
-        <w:t>The Chapter 6 Project 2 explains why a client of someone else's API must send the headers the service asks for, trust the right certificate authorities, print only stable data, follow the service's own next links, respect its rate limit, and keep a token out of every line it prints. This companion shows what those rules cost in languages that give you less. Assembly builds every header line and every sentence with the C library, one call at a time. Rust's HTTP client carries its own list of public certifica</w:t>
-      </w:r>
-      <w:r>
-        <w:t>te authorities inside the program. Erlang's TLS library refuses GitHub's certificate until it is told how HTTPS clients read a wildcard name. And Solidity shows the honest limit: a contract can never send a request, so data from outside reaches a chain only when someone writes it there. Read the Chapter 6 Project 2 first: this companion uses its commands, its answers, its lines, its exit codes, its Exercise and Challenge, and does not repeat why each was chosen.</w:t>
+        <w:t>The Chapter 6 Project 2 explains why a client of someone else's API must send the headers the service asks for, trust the right certificate authorities, print only stable data, follow the service's own next links, respect its rate limit, and keep a token out of every line it prints. This companion shows what those rules cost in languages that give you less. Assembly builds every header line and every sentence with the C library, one call at a time. Rust's HTTP client carries its own list of public certificate authorities inside the program. Erlang's TLS library refuses GitHub's certificate until it is told how HTTPS clients read a wildcard name. And Solidity shows the honest limit: a contract can never send a request, so data from outside reaches a chain only when someone writes it there. Read the Chapter 6 Project 2 first: this companion uses its commands, its answers, its lines, its exit codes, its Exercise and Challenge, and does not repeat why each was chosen.</w:t>
       </w:r>
     </w:p>
     <w:p>
@@ -443,10 +437,7 @@
         <w:pStyle w:val="ListBullet"/>
       </w:pPr>
       <w:r>
-        <w:t>GitHub's certificate names *.github.com and github.com. The * is a wildcard: it stands for any one name before .github.com, such as api. libcurl and ureq accept a wildcard by HTTPS's rules on their own. Erlang's ssl checks names more strictly unless it is told otherwise: with only {verify, verify_peer} and the authorities, it refuses GitHub with Bad Certificate and hostname_check_failed, because api.github.com is not written in the certificate letter for letter. {customize_hostname_check, [{match_fun, publi</w:t>
-      </w:r>
-      <w:r>
-        <w:t>c_key:pkix_verify_hostname_match_fun(https)}]} gives ssl the HTTPS rules, under which *.github.com covers api.github.com. The check still runs; it now reads the name the way every browser does.</w:t>
+        <w:t>GitHub's certificate names *.github.com and github.com. The * is a wildcard: it stands for any one name before .github.com, such as api. libcurl and ureq accept a wildcard by HTTPS's rules on their own. Erlang's ssl checks names more strictly unless it is told otherwise: with only {verify, verify_peer} and the authorities, it refuses GitHub with Bad Certificate and hostname_check_failed, because api.github.com is not written in the certificate letter for letter. {customize_hostname_check, [{match_fun, public_key:pkix_verify_hostname_match_fun(https)}]} gives ssl the HTTPS rules, under which *.github.com covers api.github.com. The check still runs; it now reads the name the way every browser does.</w:t>
       </w:r>
     </w:p>
     <w:p>
@@ -546,10 +537,7 @@
         <w:pStyle w:val="ListBullet"/>
       </w:pPr>
       <w:r>
-        <w:t>GitHubMirror is such a copy. Its oracle is the address that put it on the chain: only that address may write, as only the owner could in Lesson 6.16a. Reading the copy is a view call, which needs no key and is not a request to GitHub, so there is no token to send and no hourly limit to count. A missing repository reverts with not_found, the counterpart of GitHub's 404, and a page of commits comes back with the next page's number beside it, the counterpart of the Link header, because a call's answer has no h</w:t>
-      </w:r>
-      <w:r>
-        <w:t>eaders (Lesson 6.18a).</w:t>
+        <w:t>GitHubMirror is such a copy. Its oracle is the address that put it on the chain: only that address may write, as only the owner could in Lesson 6.16a. Reading the copy is a view call, which needs no key and is not a request to GitHub, so there is no token to send and no hourly limit to count. A missing repository reverts with not_found, the counterpart of GitHub's 404, and a page of commits comes back with the next page's number beside it, the counterpart of the Link header, because a call's answer has no headers (Lesson 6.18a).</w:t>
       </w:r>
     </w:p>
     <w:p>
@@ -1491,10 +1479,7 @@
         <w:keepNext/>
       </w:pPr>
       <w:r>
-        <w:t xml:space="preserve">Save each source and supporting file from this project into the matching path in the project layout. As in Chapter 1, notepad .\rust\Cargo.toml creates and opens one: choose Yes, type the file, save it with Ctrl+S, and close Notepad. Then cargo fetch downloads the crates Cargo.lock records, if Cargo's cache does not already hold them, and writes this project's name, github_explorer, into Cargo.lock in place of api_error_handling; it also drops the server's and the database's crates, which this project does </w:t>
-      </w:r>
-      <w:r>
-        <w:t>not use. Never edit Cargo.lock by hand. forge installs forge-std, as in every Solidity lesson. Assembly uses the MSYS2 packages Lesson 6.0 installed, and Erlang needs nothing new, because inets, ssl, and public_key come with Erlang/OTP.</w:t>
+        <w:t>Save each source and supporting file from this project into the matching path in the project layout. As in Chapter 1, notepad .\rust\Cargo.toml creates and opens one: choose Yes, type the file, save it with Ctrl+S, and close Notepad. Then cargo fetch downloads the crates Cargo.lock records, if Cargo's cache does not already hold them, and writes this project's name, github_explorer, into Cargo.lock in place of api_error_handling; it also drops the server's and the database's crates, which this project does not use. Never edit Cargo.lock by hand. forge installs forge-std, as in every Solidity lesson. Assembly uses the MSYS2 packages Lesson 6.0 installed, and Erlang needs nothing new, because inets, ssl, and public_key come with Erlang/OTP.</w:t>
       </w:r>
     </w:p>
     <w:p>
@@ -1946,10 +1931,7 @@
     </w:p>
     <w:p>
       <w:r>
-        <w:t xml:space="preserve">One program, with the Windows and Linux versions side by side. It shows the whole new idea in the fewest lines: the address, GitHub's three headers, the public certificate authorities, and the four fields. main creates the client once and sets CURLSSLOPT_NATIVE_CA; show_repository builds the URL with snprintf, adds GitHub's three headers with curl_slist_append, and reads the four fields with cJSON. Any status but 200 is one Error line with the status, and no answer is two Error lines. The Linux file is the </w:t>
-      </w:r>
-      <w:r>
-        <w:t>Windows one with Linux's registers. Every step is commented, with short reminders for what earlier lessons taught.</w:t>
+        <w:t>One program, with the Windows and Linux versions side by side. It shows the whole new idea in the fewest lines: the address, GitHub's three headers, the public certificate authorities, and the four fields. main creates the client once and sets CURLSSLOPT_NATIVE_CA; show_repository builds the URL with snprintf, adds GitHub's three headers with curl_slist_append, and reads the four fields with cJSON. Any status but 200 is one Error line with the status, and no answer is two Error lines. The Linux file is the Windows one with Linux's registers. Every step is commented, with short reminders for what earlier lessons taught.</w:t>
       </w:r>
     </w:p>
     <w:p>
@@ -10255,10 +10237,7 @@
     </w:p>
     <w:p>
       <w:r>
-        <w:t>The Production-Minded version has every command. github_client.inc and github_client.asm hold send_public_request, link_target, and github_problem, with the module's own copies of save_body, save_header, failure_kind, and is_whole_seconds. explorer.asm holds read_answer, trim_text, is_text, report_error, the checks of an answer, send_and_check, one run_ function per command, and the loop. practice_check.asm is the practice check. Read github_problem first, then send_and_check and the run_ functions, then th</w:t>
-      </w:r>
-      <w:r>
-        <w:t>e loop.</w:t>
+        <w:t>The Production-Minded version has every command. github_client.inc and github_client.asm hold send_public_request, link_target, and github_problem, with the module's own copies of save_body, save_header, failure_kind, and is_whole_seconds. explorer.asm holds read_answer, trim_text, is_text, report_error, the checks of an answer, send_and_check, one run_ function per command, and the loop. practice_check.asm is the practice check. Read github_problem first, then send_and_check and the run_ functions, then the loop.</w:t>
       </w:r>
     </w:p>
     <w:p>
@@ -24679,10 +24658,7 @@
         <w:pStyle w:val="ListBullet"/>
       </w:pPr>
       <w:r>
-        <w:t>The explorer's screen must match the second screen of the Required Clean-Run Output line for line, except the Requests left line, whose first number is whatever GitHub has left for your address this hour; it must read of 60. $LASTEXITCODE must print 1, because two commands failed on purpose. The practice check must match the last screen, and its $LASTEXITCODE must print 0; Terminal 1 must show the server's three lines. This language's Reason line for the timeout is "Reason: Timeout was reached", libcurl's w</w:t>
-      </w:r>
-      <w:r>
-        <w:t>ords.</w:t>
+        <w:t>The explorer's screen must match the second screen of the Required Clean-Run Output line for line, except the Requests left line, whose first number is whatever GitHub has left for your address this hour; it must read of 60. $LASTEXITCODE must print 1, because two commands failed on purpose. The practice check must match the last screen, and its $LASTEXITCODE must print 0; Terminal 1 must show the server's three lines. This language's Reason line for the timeout is "Reason: Timeout was reached", libcurl's words.</w:t>
       </w:r>
     </w:p>
     <w:p>
@@ -37898,10 +37874,7 @@
     </w:p>
     <w:p>
       <w:r>
-        <w:t>A contract cannot reach GitHub, so Solidity has no GitHub API Explorer (Solidity: No Request Leaves the Chain). Its scripts show what a chain does instead: the script, as the oracle, writes GitHub's stable fields into GitHubMirror on forge's own chain in memory, and the explorer's commands read that copy with view calls. Remember, forge script runs a script's calls on forge's own chain in memory unless it is given a chain to talk to, so these scripts need no anvil (Lesson 6.5a). Every Solidity block runs in</w:t>
-      </w:r>
-      <w:r>
-        <w:t xml:space="preserve"> the github-explorer-extended folder.</w:t>
+        <w:t>A contract cannot reach GitHub, so Solidity has no GitHub API Explorer (Solidity: No Request Leaves the Chain). Its scripts show what a chain does instead: the script, as the oracle, writes GitHub's stable fields into GitHubMirror on forge's own chain in memory, and the explorer's commands read that copy with view calls. Remember, forge script runs a script's calls on forge's own chain in memory unless it is given a chain to talk to, so these scripts need no anvil (Lesson 6.5a). Every Solidity block runs in the github-explorer-extended folder.</w:t>
       </w:r>
     </w:p>
     <w:p>
@@ -43997,10 +43970,7 @@
     </w:p>
     <w:p>
       <w:r>
-        <w:t xml:space="preserve">This project is Chapter 6's Extended client side in one program per language, pointed at a service you do not control: Lesson 6.4a's request shape and timeouts, Lesson 6.10a's query builder, Lesson 6.13a's JSON reading, Lesson 6.14a's status meanings, Lesson 6.16a's Bearer token from the environment, Lesson 6.18a's Link header, and Lesson 6.21a's failure classification. The Contact Manager REST API's Extended companion assembles the server side. Volume 1, Chapter 7: Networking Basics looks underneath these </w:t>
-      </w:r>
-      <w:r>
-        <w:t>requests at addresses, names, ports, and sockets.</w:t>
+        <w:t>This project is Chapter 6's Extended client side in one program per language, pointed at a service you do not control: Lesson 6.4a's request shape and timeouts, Lesson 6.10a's query builder, Lesson 6.13a's JSON reading, Lesson 6.14a's status meanings, Lesson 6.16a's Bearer token from the environment, Lesson 6.18a's Link header, and Lesson 6.21a's failure classification. The Contact Manager REST API's Extended companion assembles the server side. Volume 1, Chapter 7: Networking Basics looks underneath these requests at addresses, names, ports, and sockets.</w:t>
       </w:r>
     </w:p>
     <w:p>
@@ -44600,10 +44570,7 @@
     </w:p>
     <w:p>
       <w:r>
-        <w:t xml:space="preserve">The GitHub API Explorer now runs in Assembly, Rust, and Erlang, each assembled from Lesson 6.21a's api_client and api_failure modules with one new client module: the same headers, the same name checks, the same Link-following pages, and the same one-sentence failures, trusted through Windows' store, ureq's built-in list, or Erlang's ssl with the HTTPS rules for a wildcard name. The practice check proved the Retry-After and timeout branches against your own server, and the Basic program ran under Linux too. </w:t>
-      </w:r>
-      <w:r>
-        <w:t>Solidity showed the limit honestly: no contract ever sends a request, so an oracle wrote GitHub's stable data into a copy, and the explorer's commands read it with view calls that need no token and send nothing to GitHub, so nothing counts against GitHub's limit. Next, Volume 1, Chapter 7: Networking Basics looks underneath these HTTPS requests at the addresses, names, ports, and sockets they travel on.</w:t>
+        <w:t>The GitHub API Explorer now runs in Assembly, Rust, and Erlang, each assembled from Lesson 6.21a's api_client and api_failure modules with one new client module: the same headers, the same name checks, the same Link-following pages, and the same one-sentence failures, trusted through Windows' store, ureq's built-in list, or Erlang's ssl with the HTTPS rules for a wildcard name. The practice check proved the Retry-After and timeout branches against your own server, and the Basic program ran under Linux too. Solidity showed the limit honestly: no contract ever sends a request, so an oracle wrote GitHub's stable data into a copy, and the explorer's commands read it with view calls that need no token and send nothing to GitHub, so nothing counts against GitHub's limit. Next, Volume 1, Chapter 7: Networking Basics looks underneath these HTTPS requests at the addresses, names, ports, and sockets they travel on.</w:t>
       </w:r>
     </w:p>
     <w:sectPr>

--- a/Volume 1/Chapter 06 - RESTful APIs/SPA_Vol1_Ch6_Project2a_GitHub_API_Explorer_EXTENDED.docx
+++ b/Volume 1/Chapter 06 - RESTful APIs/SPA_Vol1_Ch6_Project2a_GitHub_API_Explorer_EXTENDED.docx
@@ -67,7 +67,10 @@
     </w:p>
     <w:p>
       <w:r>
-        <w:t>Build the GitHub API Explorer of the Chapter 6 Project 2 in Assembly, Rust, and Erlang: the same github&gt; command loop, which reads real, public data from GitHub's REST API with the client pieces of Lessons 6.4a to 6.21a. It looks up a repository and a user, lists a repository's commits three to a page with an optional file filter, follows GitHub's Link header from page to page, shows how many requests are left this hour, and reports every failure in one sentence. It sends a token as a Bearer header when one is set, never prints it, and needs none. The three programs print the Chapter 6 Project 2's lines, word for word. Linux runs the Assembly Basic program under WSL. Solidity cannot reach GitHub at all, so its scripts show what a chain does instead: a program outside the chain, an oracle, writes GitHub's stable data into a contract, and the explorer's commands read that copy.</w:t>
+        <w:t>Build the GitHub API Explorer of the Chapter 6 Project 2 in Assembly, Rust, and Erlang: the same github&gt; command loop, which reads real, public data from GitHub's REST API with the client pieces of Lessons 6.4a to 6.21a. It looks up a repository and a user, lists a repository's commits three to a page with an optional file filter, follows GitHub's Link header from page to page, shows how many requests are left this hour, and reports every failure in one sentence. It sends a token as a Bearer header when one</w:t>
+      </w:r>
+      <w:r>
+        <w:t xml:space="preserve"> is set, never prints it, and needs none. The three programs print the Chapter 6 Project 2's lines, word for word. Linux runs the Assembly Basic program under WSL. Solidity cannot reach GitHub at all, so its scripts show what a chain does instead: a program outside the chain, an oracle, writes GitHub's stable data into a contract, and the explorer's commands read that copy.</w:t>
       </w:r>
     </w:p>
     <w:p>
@@ -95,7 +98,10 @@
     </w:p>
     <w:p>
       <w:r>
-        <w:t>The Chapter 6 Project 2 explains why a client of someone else's API must send the headers the service asks for, trust the right certificate authorities, print only stable data, follow the service's own next links, respect its rate limit, and keep a token out of every line it prints. This companion shows what those rules cost in languages that give you less. Assembly builds every header line and every sentence with the C library, one call at a time. Rust's HTTP client carries its own list of public certificate authorities inside the program. Erlang's TLS library refuses GitHub's certificate until it is told how HTTPS clients read a wildcard name. And Solidity shows the honest limit: a contract can never send a request, so data from outside reaches a chain only when someone writes it there. Read the Chapter 6 Project 2 first: this companion uses its commands, its answers, its lines, its exit codes, its Exercise and Challenge, and does not repeat why each was chosen.</w:t>
+        <w:t>The Chapter 6 Project 2 explains why a client of someone else's API must send the headers the service asks for, trust the right certificate authorities, print only stable data, follow the service's own next links, respect its rate limit, and keep a token out of every line it prints. This companion shows what those rules cost in languages that give you less. Assembly builds every header line and every sentence with the C library, one call at a time. Rust's HTTP client carries its own list of public certifica</w:t>
+      </w:r>
+      <w:r>
+        <w:t>te authorities inside the program. Erlang's TLS library refuses GitHub's certificate until it is told how HTTPS clients read a wildcard name. And Solidity shows the honest limit: a contract can never send a request, so data from outside reaches a chain only when someone writes it there. Read the Chapter 6 Project 2 first: this companion uses its commands, its answers, its lines, its exit codes, its Exercise and Challenge, and does not repeat why each was chosen.</w:t>
       </w:r>
     </w:p>
     <w:p>
@@ -437,7 +443,10 @@
         <w:pStyle w:val="ListBullet"/>
       </w:pPr>
       <w:r>
-        <w:t>GitHub's certificate names *.github.com and github.com. The * is a wildcard: it stands for any one name before .github.com, such as api. libcurl and ureq accept a wildcard by HTTPS's rules on their own. Erlang's ssl checks names more strictly unless it is told otherwise: with only {verify, verify_peer} and the authorities, it refuses GitHub with Bad Certificate and hostname_check_failed, because api.github.com is not written in the certificate letter for letter. {customize_hostname_check, [{match_fun, public_key:pkix_verify_hostname_match_fun(https)}]} gives ssl the HTTPS rules, under which *.github.com covers api.github.com. The check still runs; it now reads the name the way every browser does.</w:t>
+        <w:t>GitHub's certificate names *.github.com and github.com. The * is a wildcard: it stands for any one name before .github.com, such as api. libcurl and ureq accept a wildcard by HTTPS's rules on their own. Erlang's ssl checks names more strictly unless it is told otherwise: with only {verify, verify_peer} and the authorities, it refuses GitHub with Bad Certificate and hostname_check_failed, because api.github.com is not written in the certificate letter for letter. {customize_hostname_check, [{match_fun, publi</w:t>
+      </w:r>
+      <w:r>
+        <w:t>c_key:pkix_verify_hostname_match_fun(https)}]} gives ssl the HTTPS rules, under which *.github.com covers api.github.com. The check still runs; it now reads the name the way every browser does.</w:t>
       </w:r>
     </w:p>
     <w:p>
@@ -537,7 +546,10 @@
         <w:pStyle w:val="ListBullet"/>
       </w:pPr>
       <w:r>
-        <w:t>GitHubMirror is such a copy. Its oracle is the address that put it on the chain: only that address may write, as only the owner could in Lesson 6.16a. Reading the copy is a view call, which needs no key and is not a request to GitHub, so there is no token to send and no hourly limit to count. A missing repository reverts with not_found, the counterpart of GitHub's 404, and a page of commits comes back with the next page's number beside it, the counterpart of the Link header, because a call's answer has no headers (Lesson 6.18a).</w:t>
+        <w:t>GitHubMirror is such a copy. Its oracle is the address that put it on the chain: only that address may write, as only the owner could in Lesson 6.16a. Reading the copy is a view call, which needs no key and is not a request to GitHub, so there is no token to send and no hourly limit to count. A missing repository reverts with not_found, the counterpart of GitHub's 404, and a page of commits comes back with the next page's number beside it, the counterpart of the Link header, because a call's answer has no h</w:t>
+      </w:r>
+      <w:r>
+        <w:t>eaders (Lesson 6.18a).</w:t>
       </w:r>
     </w:p>
     <w:p>
@@ -1479,7 +1491,13 @@
         <w:keepNext/>
       </w:pPr>
       <w:r>
-        <w:t>Save each source and supporting file from this project into the matching path in the project layout. As in Chapter 1, notepad .\rust\Cargo.toml creates and opens one: choose Yes, type the file, save it with Ctrl+S, and close Notepad. Then cargo fetch downloads the crates Cargo.lock records, if Cargo's cache does not already hold them, and writes this project's name, github_explorer, into Cargo.lock in place of api_error_handling; it also drops the server's and the database's crates, which this project does not use. Never edit Cargo.lock by hand. forge installs forge-std, as in every Solidity lesson. Assembly uses the MSYS2 packages Lesson 6.0 installed, and Erlang needs nothing new, because inets, ssl, and public_key come with Erlang/OTP.</w:t>
+        <w:t>You save each source file in its language's section below, as each is shown. As in Chapter 1, notepad .\assembly\windows\basic_explorer.asm creates and opens one: choose Yes, type the file, save it with Ctrl+S, and close Notepad. First, let the tools create the Rust and Solidity projects. Remember, cargo init writes Cargo.toml and a starter main.rs, which you delete because the programs live in src\bin, and cargo add pins each crate at an exact version (Lesson 6.0a). This project adds three of Lesson 6.21a'</w:t>
+      </w:r>
+      <w:r>
+        <w:t>s crates at the same versions, so the Cargo.lock the Copy Setup copied still fits: cargo add and cargo fetch keep its versions, download the crates if Cargo's cache does not already hold them, and write this project's name, github_explorer, into Cargo.lock in place of api_error_handling; they also drop the server's and the database's crates, which this project does not use. Never edit Cargo.lock by hand. The starter main.rs is removed after the fetch, which needs a program to read. Remember, forge init --em</w:t>
+      </w:r>
+      <w:r>
+        <w:t>pty --force makes the Solidity project, and you type foundry.toml over its file. Assembly uses the MSYS2 packages Lesson 6.0 installed, and Erlang needs nothing new, because inets, ssl, and public_key come with Erlang/OTP.</w:t>
       </w:r>
     </w:p>
     <w:p>
@@ -1493,6 +1511,42 @@
         <w:keepNext/>
       </w:pPr>
       <w:r>
+        <w:t>cargo init .\rust --name github_explorer --vcs none</w:t>
+      </w:r>
+    </w:p>
+    <w:p>
+      <w:pPr>
+        <w:pStyle w:val="CommandBlock"/>
+        <w:keepNext/>
+      </w:pPr>
+      <w:r>
+        <w:t>cargo add --manifest-path .\rust\Cargo.toml form_urlencoded@=1.2.2</w:t>
+      </w:r>
+    </w:p>
+    <w:p>
+      <w:pPr>
+        <w:pStyle w:val="CommandBlock"/>
+        <w:keepNext/>
+      </w:pPr>
+      <w:r>
+        <w:t>cargo add --manifest-path .\rust\Cargo.toml serde_json@=1.0.151</w:t>
+      </w:r>
+    </w:p>
+    <w:p>
+      <w:pPr>
+        <w:pStyle w:val="CommandBlock"/>
+        <w:keepNext/>
+      </w:pPr>
+      <w:r>
+        <w:t>cargo add --manifest-path .\rust\Cargo.toml ureq@=3.4.2</w:t>
+      </w:r>
+    </w:p>
+    <w:p>
+      <w:pPr>
+        <w:pStyle w:val="CommandBlock"/>
+        <w:keepNext/>
+      </w:pPr>
+      <w:r>
         <w:t>cargo fetch --manifest-path .\rust\Cargo.toml</w:t>
       </w:r>
     </w:p>
@@ -1502,6 +1556,95 @@
         <w:keepNext/>
       </w:pPr>
       <w:r>
+        <w:t>Remove-Item .\rust\src\main.rs</w:t>
+      </w:r>
+    </w:p>
+    <w:p>
+      <w:pPr>
+        <w:pStyle w:val="CommandBlock"/>
+      </w:pPr>
+      <w:r>
+        <w:t>forge init .\solidity --empty --no-git --offline --force</w:t>
+      </w:r>
+    </w:p>
+    <w:p>
+      <w:pPr>
+        <w:keepNext/>
+      </w:pPr>
+    </w:p>
+    <w:p>
+      <w:r>
+        <w:t>Then type the Solidity project's settings over the foundry.toml that forge init wrote: it tells forge where the scripts and forge-std are. notepad .\solidity\foundry.toml opens the file: press Ctrl+A, type the file below in place of its lines, save it with Ctrl+S, and close Notepad. Then forge installs forge-std, as in every Solidity lesson.</w:t>
+      </w:r>
+    </w:p>
+    <w:p>
+      <w:pPr>
+        <w:keepNext/>
+      </w:pPr>
+    </w:p>
+    <w:p>
+      <w:pPr>
+        <w:pStyle w:val="Heading3"/>
+      </w:pPr>
+      <w:r>
+        <w:t>solidity/foundry.toml</w:t>
+      </w:r>
+    </w:p>
+    <w:p>
+      <w:pPr>
+        <w:pStyle w:val="SourceCode"/>
+        <w:keepNext/>
+      </w:pPr>
+      <w:r>
+        <w:t>[profile.default]</w:t>
+      </w:r>
+    </w:p>
+    <w:p>
+      <w:pPr>
+        <w:pStyle w:val="SourceCode"/>
+        <w:keepNext/>
+      </w:pPr>
+      <w:r>
+        <w:t># The files in script/ are the only Solidity sources in this project.</w:t>
+      </w:r>
+    </w:p>
+    <w:p>
+      <w:pPr>
+        <w:pStyle w:val="SourceCode"/>
+        <w:keepNext/>
+      </w:pPr>
+      <w:r>
+        <w:t>src = "script"</w:t>
+      </w:r>
+    </w:p>
+    <w:p>
+      <w:pPr>
+        <w:pStyle w:val="SourceCode"/>
+        <w:keepNext/>
+      </w:pPr>
+      <w:r>
+        <w:t># forge install puts forge-std in lib/.</w:t>
+      </w:r>
+    </w:p>
+    <w:p>
+      <w:pPr>
+        <w:pStyle w:val="SourceCode"/>
+      </w:pPr>
+      <w:r>
+        <w:t>libs = ["lib"]</w:t>
+      </w:r>
+    </w:p>
+    <w:p>
+      <w:pPr>
+        <w:keepNext/>
+      </w:pPr>
+    </w:p>
+    <w:p>
+      <w:pPr>
+        <w:pStyle w:val="CommandBlock"/>
+        <w:keepNext/>
+      </w:pPr>
+      <w:r>
         <w:t>Push-Location .\solidity</w:t>
       </w:r>
     </w:p>
@@ -1753,7 +1896,7 @@
         <w:keepNext/>
       </w:pPr>
       <w:r>
-        <w:t>Then save each Linux, Rust, Erlang, and Solidity file from this project into the matching path in the project layout. As in Chapter 1, nano ./assembly/linux/basic_explorer.asm creates and opens one: type the file, then save and close it with Ctrl+O, Enter, then Ctrl+X. Then fetch the crates and install forge-std:</w:t>
+        <w:t>You save each Linux, Rust, Erlang, and Solidity source file in its language's section below, as each is shown. As in Chapter 1, nano ./assembly/linux/basic_explorer.asm creates and opens one: type the file, then save and close it with Ctrl+O, Enter, then Ctrl+X. Create the Rust and Solidity projects with the same commands as on Windows; rm deletes the starter main.rs. Type solidity/foundry.toml exactly as shown in the Windows setup, over the file forge init wrote, before the last line installs forge-std.</w:t>
       </w:r>
     </w:p>
     <w:p>
@@ -1767,12 +1910,66 @@
         <w:keepNext/>
       </w:pPr>
       <w:r>
+        <w:t>cargo init ./rust --name github_explorer --vcs none</w:t>
+      </w:r>
+    </w:p>
+    <w:p>
+      <w:pPr>
+        <w:pStyle w:val="CommandBlock"/>
+        <w:keepNext/>
+      </w:pPr>
+      <w:r>
+        <w:t>cargo add --manifest-path ./rust/Cargo.toml form_urlencoded@=1.2.2</w:t>
+      </w:r>
+    </w:p>
+    <w:p>
+      <w:pPr>
+        <w:pStyle w:val="CommandBlock"/>
+        <w:keepNext/>
+      </w:pPr>
+      <w:r>
+        <w:t>cargo add --manifest-path ./rust/Cargo.toml serde_json@=1.0.151</w:t>
+      </w:r>
+    </w:p>
+    <w:p>
+      <w:pPr>
+        <w:pStyle w:val="CommandBlock"/>
+        <w:keepNext/>
+      </w:pPr>
+      <w:r>
+        <w:t>cargo add --manifest-path ./rust/Cargo.toml ureq@=3.4.2</w:t>
+      </w:r>
+    </w:p>
+    <w:p>
+      <w:pPr>
+        <w:pStyle w:val="CommandBlock"/>
+        <w:keepNext/>
+      </w:pPr>
+      <w:r>
         <w:t>cargo fetch --manifest-path ./rust/Cargo.toml</w:t>
       </w:r>
     </w:p>
     <w:p>
       <w:pPr>
         <w:pStyle w:val="CommandBlock"/>
+        <w:keepNext/>
+      </w:pPr>
+      <w:r>
+        <w:t>rm ./rust/src/main.rs</w:t>
+      </w:r>
+    </w:p>
+    <w:p>
+      <w:pPr>
+        <w:pStyle w:val="CommandBlock"/>
+        <w:keepNext/>
+      </w:pPr>
+      <w:r>
+        <w:t>forge init ./solidity --empty --no-git --offline --force</w:t>
+      </w:r>
+    </w:p>
+    <w:p>
+      <w:pPr>
+        <w:pStyle w:val="CommandBlock"/>
       </w:pPr>
       <w:r>
         <w:t>(cd ./solidity &amp;&amp; forge install foundry-rs/forge-std@v1.16.2 --no-git)</w:t>
@@ -1931,7 +2128,10 @@
     </w:p>
     <w:p>
       <w:r>
-        <w:t>One program, with the Windows and Linux versions side by side. It shows the whole new idea in the fewest lines: the address, GitHub's three headers, the public certificate authorities, and the four fields. main creates the client once and sets CURLSSLOPT_NATIVE_CA; show_repository builds the URL with snprintf, adds GitHub's three headers with curl_slist_append, and reads the four fields with cJSON. Any status but 200 is one Error line with the status, and no answer is two Error lines. The Linux file is the Windows one with Linux's registers. Every step is commented, with short reminders for what earlier lessons taught.</w:t>
+        <w:t xml:space="preserve">One program, with the Windows and Linux versions side by side. It shows the whole new idea in the fewest lines: the address, GitHub's three headers, the public certificate authorities, and the four fields. main creates the client once and sets CURLSSLOPT_NATIVE_CA; show_repository builds the URL with snprintf, adds GitHub's three headers with curl_slist_append, and reads the four fields with cJSON. Any status but 200 is one Error line with the status, and no answer is two Error lines. The Linux file is the </w:t>
+      </w:r>
+      <w:r>
+        <w:t>Windows one with Linux's registers. Every step is commented, with short reminders for what earlier lessons taught.</w:t>
       </w:r>
     </w:p>
     <w:p>
@@ -10237,7 +10437,10 @@
     </w:p>
     <w:p>
       <w:r>
-        <w:t>The Production-Minded version has every command. github_client.inc and github_client.asm hold send_public_request, link_target, and github_problem, with the module's own copies of save_body, save_header, failure_kind, and is_whole_seconds. explorer.asm holds read_answer, trim_text, is_text, report_error, the checks of an answer, send_and_check, one run_ function per command, and the loop. practice_check.asm is the practice check. Read github_problem first, then send_and_check and the run_ functions, then the loop.</w:t>
+        <w:t>The Production-Minded version has every command. github_client.inc and github_client.asm hold send_public_request, link_target, and github_problem, with the module's own copies of save_body, save_header, failure_kind, and is_whole_seconds. explorer.asm holds read_answer, trim_text, is_text, report_error, the checks of an answer, send_and_check, one run_ function per command, and the loop. practice_check.asm is the practice check. Read github_problem first, then send_and_check and the run_ functions, then th</w:t>
+      </w:r>
+      <w:r>
+        <w:t>e loop.</w:t>
       </w:r>
     </w:p>
     <w:p>
@@ -24658,7 +24861,10 @@
         <w:pStyle w:val="ListBullet"/>
       </w:pPr>
       <w:r>
-        <w:t>The explorer's screen must match the second screen of the Required Clean-Run Output line for line, except the Requests left line, whose first number is whatever GitHub has left for your address this hour; it must read of 60. $LASTEXITCODE must print 1, because two commands failed on purpose. The practice check must match the last screen, and its $LASTEXITCODE must print 0; Terminal 1 must show the server's three lines. This language's Reason line for the timeout is "Reason: Timeout was reached", libcurl's words.</w:t>
+        <w:t>The explorer's screen must match the second screen of the Required Clean-Run Output line for line, except the Requests left line, whose first number is whatever GitHub has left for your address this hour; it must read of 60. $LASTEXITCODE must print 1, because two commands failed on purpose. The practice check must match the last screen, and its $LASTEXITCODE must print 0; Terminal 1 must show the server's three lines. This language's Reason line for the timeout is "Reason: Timeout was reached", libcurl's w</w:t>
+      </w:r>
+      <w:r>
+        <w:t>ords.</w:t>
       </w:r>
     </w:p>
     <w:p>
@@ -37874,7 +38080,10 @@
     </w:p>
     <w:p>
       <w:r>
-        <w:t>A contract cannot reach GitHub, so Solidity has no GitHub API Explorer (Solidity: No Request Leaves the Chain). Its scripts show what a chain does instead: the script, as the oracle, writes GitHub's stable fields into GitHubMirror on forge's own chain in memory, and the explorer's commands read that copy with view calls. Remember, forge script runs a script's calls on forge's own chain in memory unless it is given a chain to talk to, so these scripts need no anvil (Lesson 6.5a). Every Solidity block runs in the github-explorer-extended folder.</w:t>
+        <w:t>A contract cannot reach GitHub, so Solidity has no GitHub API Explorer (Solidity: No Request Leaves the Chain). Its scripts show what a chain does instead: the script, as the oracle, writes GitHub's stable fields into GitHubMirror on forge's own chain in memory, and the explorer's commands read that copy with view calls. Remember, forge script runs a script's calls on forge's own chain in memory unless it is given a chain to talk to, so these scripts need no anvil (Lesson 6.5a). Every Solidity block runs in</w:t>
+      </w:r>
+      <w:r>
+        <w:t xml:space="preserve"> the github-explorer-extended folder.</w:t>
       </w:r>
     </w:p>
     <w:p>
@@ -42718,7 +42927,10 @@
     </w:p>
     <w:p>
       <w:r>
-        <w:t>Cargo.toml names this project's package, github_explorer, with edition 2024, and pins three of Lesson 6.21a's crates at the same exact versions, so the Cargo.lock copied from Lesson 6.21a fits them: ureq, serde_json, and form_urlencoded. Cargo.lock is not printed: the Copy Setup copies Lesson 6.21a's, and cargo fetch gives it this project's name. foundry.toml tells forge where the scripts and forge-std are.</w:t>
+        <w:t>This is the file the setup commands wrote, shown here so you can check yours. The comments are the course's notes; cargo add writes the same names and versions without them, and its blank lines and layout may differ. Cargo.toml names this project's package, github_explorer, with edition 2024, and pins three of Lesson 6.21a's crates at the same exact versions, so the Cargo.lock copied from Lesson 6.21a fits them: ureq, serde_json, and form_urlencoded. Cargo.lock is not printed: the Copy Setup copies Lesson 6</w:t>
+      </w:r>
+      <w:r>
+        <w:t>.21a's, and cargo add and cargo fetch give it this project's name.</w:t>
       </w:r>
     </w:p>
     <w:p>
@@ -42893,54 +43105,907 @@
     </w:p>
     <w:p>
       <w:pPr>
+        <w:keepNext/>
+      </w:pPr>
+    </w:p>
+    <w:p>
+      <w:pPr>
+        <w:pStyle w:val="Heading1"/>
+      </w:pPr>
+      <w:r>
+        <w:t>Validation Rules</w:t>
+      </w:r>
+    </w:p>
+    <w:p>
+      <w:r>
+        <w:t>The explorer's screen is itself the demonstration: one short block for each command, compared by eye with the Required Clean-Run Output. No separate validator program is needed.</w:t>
+      </w:r>
+    </w:p>
+    <w:p>
+      <w:pPr>
+        <w:keepNext/>
+      </w:pPr>
+    </w:p>
+    <w:p>
+      <w:pPr>
+        <w:pStyle w:val="ListBullet"/>
+      </w:pPr>
+      <w:r>
+        <w:t>Run every block whole, from the github-explorer-extended folder, except the Practice Server, which starts in lesson-6.21-extended, after the Copy Setup, with the Copy Check printing its lines and the Cargo.lock Check printing 1 twice.</w:t>
+      </w:r>
+    </w:p>
+    <w:p>
+      <w:pPr>
+        <w:pStyle w:val="ListBullet"/>
+      </w:pPr>
+      <w:r>
+        <w:t>The Basic screen matches with exit code 0, on Windows and in WSL. The Production-Minded screen matches with exit code 1, except the number of requests left, which is your own.</w:t>
+      </w:r>
+    </w:p>
+    <w:p>
+      <w:pPr>
+        <w:pStyle w:val="ListBullet"/>
+      </w:pPr>
+      <w:r>
+        <w:t>The practice check prints its two lines and the Error and Reason pair, with exit code 0, and Terminal 1 shows the server's three lines.</w:t>
+      </w:r>
+    </w:p>
+    <w:p>
+      <w:pPr>
+        <w:pStyle w:val="ListBullet"/>
+      </w:pPr>
+      <w:r>
+        <w:t>Solidity's scripts log their Log Lines and end with exit code 0.</w:t>
+      </w:r>
+    </w:p>
+    <w:p>
+      <w:pPr>
+        <w:pStyle w:val="ListBullet"/>
+      </w:pPr>
+      <w:r>
+        <w:t>The Exercise, Challenge, and Combined outputs match their Required Output sections; the Resets in and Requests left numbers are your own.</w:t>
+      </w:r>
+    </w:p>
+    <w:p>
+      <w:pPr>
+        <w:pStyle w:val="ListBullet"/>
+      </w:pPr>
+      <w:r>
+        <w:t>No screen or file ever shows a token.</w:t>
+      </w:r>
+    </w:p>
+    <w:p>
+      <w:pPr>
+        <w:keepNext/>
+      </w:pPr>
+    </w:p>
+    <w:p>
+      <w:pPr>
+        <w:keepNext/>
+      </w:pPr>
+    </w:p>
+    <w:p>
+      <w:pPr>
         <w:pStyle w:val="Heading2"/>
       </w:pPr>
       <w:r>
-        <w:t>solidity/foundry.toml</w:t>
-      </w:r>
-    </w:p>
-    <w:p>
-      <w:pPr>
-        <w:pStyle w:val="SourceCode"/>
-        <w:keepNext/>
-      </w:pPr>
-      <w:r>
-        <w:t>[profile.default]</w:t>
-      </w:r>
-    </w:p>
-    <w:p>
-      <w:pPr>
-        <w:pStyle w:val="SourceCode"/>
-        <w:keepNext/>
-      </w:pPr>
-      <w:r>
-        <w:t># The files in script/ are the only Solidity sources in this project.</w:t>
-      </w:r>
-    </w:p>
-    <w:p>
-      <w:pPr>
-        <w:pStyle w:val="SourceCode"/>
-        <w:keepNext/>
-      </w:pPr>
-      <w:r>
-        <w:t>src = "script"</w:t>
-      </w:r>
-    </w:p>
-    <w:p>
-      <w:pPr>
-        <w:pStyle w:val="SourceCode"/>
-        <w:keepNext/>
-      </w:pPr>
-      <w:r>
-        <w:t># forge install puts forge-std in lib/.</w:t>
-      </w:r>
-    </w:p>
-    <w:p>
-      <w:pPr>
-        <w:pStyle w:val="SourceCode"/>
-      </w:pPr>
-      <w:r>
-        <w:t>libs = ["lib"]</w:t>
+        <w:t>Expected Values</w:t>
+      </w:r>
+    </w:p>
+    <w:p>
+      <w:pPr>
+        <w:keepNext/>
+      </w:pPr>
+      <w:r>
+        <w:t>Every program and command works with these values.</w:t>
+      </w:r>
+    </w:p>
+    <w:p>
+      <w:pPr>
+        <w:keepNext/>
+      </w:pPr>
+    </w:p>
+    <w:p>
+      <w:pPr>
+        <w:pStyle w:val="RequiredOutput"/>
+        <w:keepNext/>
+      </w:pPr>
+      <w:r>
+        <w:t>GitHub: https://api.github.com, no token: 60 requests an hour</w:t>
+      </w:r>
+    </w:p>
+    <w:p>
+      <w:pPr>
+        <w:pStyle w:val="RequiredOutput"/>
+        <w:keepNext/>
+      </w:pPr>
+      <w:r>
+        <w:t>Repository: octocat/Hello-World; user: octocat; missing: octocat/no-such-repo</w:t>
+      </w:r>
+    </w:p>
+    <w:p>
+      <w:pPr>
+        <w:pStyle w:val="RequiredOutput"/>
+        <w:keepNext/>
+      </w:pPr>
+      <w:r>
+        <w:t>Commits: VivoSomnio/api-endpoint-test, 7 fixed commits, 3 a page: 3, 3, 1;</w:t>
+      </w:r>
+    </w:p>
+    <w:p>
+      <w:pPr>
+        <w:pStyle w:val="RequiredOutput"/>
+        <w:keepNext/>
+      </w:pPr>
+      <w:r>
+        <w:t xml:space="preserve">  with File README.md: 2</w:t>
+      </w:r>
+    </w:p>
+    <w:p>
+      <w:pPr>
+        <w:pStyle w:val="RequiredOutput"/>
+        <w:keepNext/>
+      </w:pPr>
+      <w:r>
+        <w:t>Practice: Lesson 6.21a's Assembly server, rate-limited (429, Retry-After:</w:t>
+      </w:r>
+    </w:p>
+    <w:p>
+      <w:pPr>
+        <w:pStyle w:val="RequiredOutput"/>
+        <w:keepNext/>
+      </w:pPr>
+      <w:r>
+        <w:t xml:space="preserve">  30) and slow (12 s against the 10 s timeout)</w:t>
+      </w:r>
+    </w:p>
+    <w:p>
+      <w:pPr>
+        <w:pStyle w:val="RequiredOutput"/>
+        <w:keepNext/>
+      </w:pPr>
+      <w:r>
+        <w:t>Exit codes: Basic 0; explorer 1 (two refused answers); practice check 0;</w:t>
+      </w:r>
+    </w:p>
+    <w:p>
+      <w:pPr>
+        <w:pStyle w:val="RequiredOutput"/>
+        <w:keepNext/>
+      </w:pPr>
+      <w:r>
+        <w:t xml:space="preserve">  Solidity scripts 0</w:t>
+      </w:r>
+    </w:p>
+    <w:p>
+      <w:pPr>
+        <w:pStyle w:val="RequiredOutput"/>
+        <w:keepNext/>
+      </w:pPr>
+      <w:r>
+        <w:t>Exercise: Failed commands: N after the closing line</w:t>
+      </w:r>
+    </w:p>
+    <w:p>
+      <w:pPr>
+        <w:pStyle w:val="RequiredOutput"/>
+      </w:pPr>
+      <w:r>
+        <w:t>Challenge: rate also prints Resets in: N seconds (not Solidity)</w:t>
+      </w:r>
+    </w:p>
+    <w:p>
+      <w:pPr>
+        <w:keepNext/>
+      </w:pPr>
+    </w:p>
+    <w:p>
+      <w:pPr>
+        <w:keepNext/>
+      </w:pPr>
+    </w:p>
+    <w:p>
+      <w:pPr>
+        <w:pStyle w:val="Heading2"/>
+      </w:pPr>
+      <w:r>
+        <w:t>Required Clean-Run Output</w:t>
+      </w:r>
+    </w:p>
+    <w:p>
+      <w:pPr>
+        <w:keepNext/>
+      </w:pPr>
+      <w:r>
+        <w:t>The Basic run and $LASTEXITCODE, in Assembly (Windows and Linux), Rust, and Erlang. Typed commands and answers appear after their prompts:</w:t>
+      </w:r>
+    </w:p>
+    <w:p>
+      <w:pPr>
+        <w:keepNext/>
+      </w:pPr>
+    </w:p>
+    <w:p>
+      <w:pPr>
+        <w:pStyle w:val="RequiredOutput"/>
+        <w:keepNext/>
+      </w:pPr>
+      <w:r>
+        <w:t>GitHub API Explorer</w:t>
+      </w:r>
+    </w:p>
+    <w:p>
+      <w:pPr>
+        <w:pStyle w:val="RequiredOutput"/>
+        <w:keepNext/>
+      </w:pPr>
+      <w:r>
+        <w:t>github&gt; repo</w:t>
+      </w:r>
+    </w:p>
+    <w:p>
+      <w:pPr>
+        <w:pStyle w:val="RequiredOutput"/>
+        <w:keepNext/>
+      </w:pPr>
+      <w:r>
+        <w:t>Repository: octocat/Hello-World</w:t>
+      </w:r>
+    </w:p>
+    <w:p>
+      <w:pPr>
+        <w:pStyle w:val="RequiredOutput"/>
+        <w:keepNext/>
+      </w:pPr>
+      <w:r>
+        <w:t>Name: octocat/Hello-World</w:t>
+      </w:r>
+    </w:p>
+    <w:p>
+      <w:pPr>
+        <w:pStyle w:val="RequiredOutput"/>
+        <w:keepNext/>
+      </w:pPr>
+      <w:r>
+        <w:t>Id: 1296269</w:t>
+      </w:r>
+    </w:p>
+    <w:p>
+      <w:pPr>
+        <w:pStyle w:val="RequiredOutput"/>
+        <w:keepNext/>
+      </w:pPr>
+      <w:r>
+        <w:t>Default branch: master</w:t>
+      </w:r>
+    </w:p>
+    <w:p>
+      <w:pPr>
+        <w:pStyle w:val="RequiredOutput"/>
+        <w:keepNext/>
+      </w:pPr>
+      <w:r>
+        <w:t>Created: 2011-01-26T19:01:12Z</w:t>
+      </w:r>
+    </w:p>
+    <w:p>
+      <w:pPr>
+        <w:pStyle w:val="RequiredOutput"/>
+        <w:keepNext/>
+      </w:pPr>
+      <w:r>
+        <w:t>github&gt; quit</w:t>
+      </w:r>
+    </w:p>
+    <w:p>
+      <w:pPr>
+        <w:pStyle w:val="RequiredOutput"/>
+        <w:keepNext/>
+      </w:pPr>
+      <w:r>
+        <w:t>GitHub API Explorer closed</w:t>
+      </w:r>
+    </w:p>
+    <w:p>
+      <w:pPr>
+        <w:pStyle w:val="RequiredOutput"/>
+      </w:pPr>
+      <w:r>
+        <w:t>0</w:t>
+      </w:r>
+    </w:p>
+    <w:p>
+      <w:pPr>
+        <w:keepNext/>
+      </w:pPr>
+    </w:p>
+    <w:p>
+      <w:pPr>
+        <w:keepNext/>
+      </w:pPr>
+      <w:r>
+        <w:t>The Production-Minded run and $LASTEXITCODE, in Assembly, Rust, and Erlang. The two Error lines come on the error stream, and the Requests left line shows your address's own count; the File line's answer is an empty line, typed with Enter alone:</w:t>
+      </w:r>
+    </w:p>
+    <w:p>
+      <w:pPr>
+        <w:keepNext/>
+      </w:pPr>
+    </w:p>
+    <w:p>
+      <w:pPr>
+        <w:pStyle w:val="RequiredOutput"/>
+        <w:keepNext/>
+      </w:pPr>
+      <w:r>
+        <w:t>GitHub API Explorer</w:t>
+      </w:r>
+    </w:p>
+    <w:p>
+      <w:pPr>
+        <w:pStyle w:val="RequiredOutput"/>
+        <w:keepNext/>
+      </w:pPr>
+      <w:r>
+        <w:t>No token: 60 requests an hour</w:t>
+      </w:r>
+    </w:p>
+    <w:p>
+      <w:pPr>
+        <w:pStyle w:val="RequiredOutput"/>
+      </w:pPr>
+      <w:r>
+        <w:t>Type help to list the commands.</w:t>
+      </w:r>
+    </w:p>
+    <w:p>
+      <w:pPr>
+        <w:pStyle w:val="RequiredOutput"/>
+      </w:pPr>
+      <w:r>
+        <w:t>github&gt; help</w:t>
+      </w:r>
+    </w:p>
+    <w:p>
+      <w:pPr>
+        <w:pStyle w:val="RequiredOutput"/>
+      </w:pPr>
+      <w:r>
+        <w:t>Commands:</w:t>
+      </w:r>
+    </w:p>
+    <w:p>
+      <w:pPr>
+        <w:pStyle w:val="RequiredOutput"/>
+      </w:pPr>
+      <w:r>
+        <w:t xml:space="preserve">  repo     show a repository, asked for as owner/name</w:t>
+      </w:r>
+    </w:p>
+    <w:p>
+      <w:pPr>
+        <w:pStyle w:val="RequiredOutput"/>
+      </w:pPr>
+      <w:r>
+        <w:t xml:space="preserve">  user     show a user, asked for by login</w:t>
+      </w:r>
+    </w:p>
+    <w:p>
+      <w:pPr>
+        <w:pStyle w:val="RequiredOutput"/>
+      </w:pPr>
+      <w:r>
+        <w:t xml:space="preserve">  commits  list a repository's commits, 3 a page, all or for one file</w:t>
+      </w:r>
+    </w:p>
+    <w:p>
+      <w:pPr>
+        <w:pStyle w:val="RequiredOutput"/>
+      </w:pPr>
+      <w:r>
+        <w:t xml:space="preserve">  next     show the next page of commits</w:t>
+      </w:r>
+    </w:p>
+    <w:p>
+      <w:pPr>
+        <w:pStyle w:val="RequiredOutput"/>
+      </w:pPr>
+      <w:r>
+        <w:t xml:space="preserve">  rate     show how many requests are left this hour</w:t>
+      </w:r>
+    </w:p>
+    <w:p>
+      <w:pPr>
+        <w:pStyle w:val="RequiredOutput"/>
+      </w:pPr>
+      <w:r>
+        <w:t xml:space="preserve">  help     show this list</w:t>
+      </w:r>
+    </w:p>
+    <w:p>
+      <w:pPr>
+        <w:pStyle w:val="RequiredOutput"/>
+      </w:pPr>
+      <w:r>
+        <w:t xml:space="preserve">  quit     close the explorer</w:t>
+      </w:r>
+    </w:p>
+    <w:p>
+      <w:pPr>
+        <w:pStyle w:val="RequiredOutput"/>
+      </w:pPr>
+      <w:r>
+        <w:t>github&gt; repo</w:t>
+      </w:r>
+    </w:p>
+    <w:p>
+      <w:pPr>
+        <w:pStyle w:val="RequiredOutput"/>
+      </w:pPr>
+      <w:r>
+        <w:t>Repository: octocat/Hello-World</w:t>
+      </w:r>
+    </w:p>
+    <w:p>
+      <w:pPr>
+        <w:pStyle w:val="RequiredOutput"/>
+      </w:pPr>
+      <w:r>
+        <w:t>Name: octocat/Hello-World</w:t>
+      </w:r>
+    </w:p>
+    <w:p>
+      <w:pPr>
+        <w:pStyle w:val="RequiredOutput"/>
+      </w:pPr>
+      <w:r>
+        <w:t>Id: 1296269</w:t>
+      </w:r>
+    </w:p>
+    <w:p>
+      <w:pPr>
+        <w:pStyle w:val="RequiredOutput"/>
+      </w:pPr>
+      <w:r>
+        <w:t>Default branch: master</w:t>
+      </w:r>
+    </w:p>
+    <w:p>
+      <w:pPr>
+        <w:pStyle w:val="RequiredOutput"/>
+      </w:pPr>
+      <w:r>
+        <w:t>Created: 2011-01-26T19:01:12Z</w:t>
+      </w:r>
+    </w:p>
+    <w:p>
+      <w:pPr>
+        <w:pStyle w:val="RequiredOutput"/>
+      </w:pPr>
+      <w:r>
+        <w:t>github&gt; user</w:t>
+      </w:r>
+    </w:p>
+    <w:p>
+      <w:pPr>
+        <w:pStyle w:val="RequiredOutput"/>
+      </w:pPr>
+      <w:r>
+        <w:t>User: octocat</w:t>
+      </w:r>
+    </w:p>
+    <w:p>
+      <w:pPr>
+        <w:pStyle w:val="RequiredOutput"/>
+      </w:pPr>
+      <w:r>
+        <w:t>Login: octocat</w:t>
+      </w:r>
+    </w:p>
+    <w:p>
+      <w:pPr>
+        <w:pStyle w:val="RequiredOutput"/>
+      </w:pPr>
+      <w:r>
+        <w:t>Id: 583231</w:t>
+      </w:r>
+    </w:p>
+    <w:p>
+      <w:pPr>
+        <w:pStyle w:val="RequiredOutput"/>
+      </w:pPr>
+      <w:r>
+        <w:t>Created: 2011-01-25T18:44:36Z</w:t>
+      </w:r>
+    </w:p>
+    <w:p>
+      <w:pPr>
+        <w:pStyle w:val="RequiredOutput"/>
+      </w:pPr>
+      <w:r>
+        <w:t>github&gt; repo</w:t>
+      </w:r>
+    </w:p>
+    <w:p>
+      <w:pPr>
+        <w:pStyle w:val="RequiredOutput"/>
+      </w:pPr>
+      <w:r>
+        <w:t>Repository: octocat</w:t>
+      </w:r>
+    </w:p>
+    <w:p>
+      <w:pPr>
+        <w:pStyle w:val="RequiredOutput"/>
+      </w:pPr>
+      <w:r>
+        <w:t>Error: use owner/name, such as octocat/Hello-World</w:t>
+      </w:r>
+    </w:p>
+    <w:p>
+      <w:pPr>
+        <w:pStyle w:val="RequiredOutput"/>
+      </w:pPr>
+      <w:r>
+        <w:t>github&gt; repo</w:t>
+      </w:r>
+    </w:p>
+    <w:p>
+      <w:pPr>
+        <w:pStyle w:val="RequiredOutput"/>
+      </w:pPr>
+      <w:r>
+        <w:t>Repository: octocat/no-such-repo</w:t>
+      </w:r>
+    </w:p>
+    <w:p>
+      <w:pPr>
+        <w:pStyle w:val="RequiredOutput"/>
+      </w:pPr>
+      <w:r>
+        <w:t>Error: no repository octocat/no-such-repo</w:t>
+      </w:r>
+    </w:p>
+    <w:p>
+      <w:pPr>
+        <w:pStyle w:val="RequiredOutput"/>
+      </w:pPr>
+      <w:r>
+        <w:t>github&gt; commits</w:t>
+      </w:r>
+    </w:p>
+    <w:p>
+      <w:pPr>
+        <w:pStyle w:val="RequiredOutput"/>
+      </w:pPr>
+      <w:r>
+        <w:t>Repository: VivoSomnio/api-endpoint-test</w:t>
+      </w:r>
+    </w:p>
+    <w:p>
+      <w:pPr>
+        <w:pStyle w:val="RequiredOutput"/>
+      </w:pPr>
+      <w:r>
+        <w:t xml:space="preserve">File (Enter for every commit): </w:t>
+      </w:r>
+    </w:p>
+    <w:p>
+      <w:pPr>
+        <w:pStyle w:val="RequiredOutput"/>
+      </w:pPr>
+      <w:r>
+        <w:t>Page 1</w:t>
+      </w:r>
+    </w:p>
+    <w:p>
+      <w:pPr>
+        <w:pStyle w:val="RequiredOutput"/>
+      </w:pPr>
+      <w:r>
+        <w:t>4a1b8aa List the files in the README</w:t>
+      </w:r>
+    </w:p>
+    <w:p>
+      <w:pPr>
+        <w:pStyle w:val="RequiredOutput"/>
+      </w:pPr>
+      <w:r>
+        <w:t>abde64a Add data notice</w:t>
+      </w:r>
+    </w:p>
+    <w:p>
+      <w:pPr>
+        <w:pStyle w:val="RequiredOutput"/>
+      </w:pPr>
+      <w:r>
+        <w:t>3524dad Add the same contacts as CSV</w:t>
+      </w:r>
+    </w:p>
+    <w:p>
+      <w:pPr>
+        <w:pStyle w:val="RequiredOutput"/>
+      </w:pPr>
+      <w:r>
+        <w:t>github&gt; next</w:t>
+      </w:r>
+    </w:p>
+    <w:p>
+      <w:pPr>
+        <w:pStyle w:val="RequiredOutput"/>
+      </w:pPr>
+      <w:r>
+        <w:t>Page 2</w:t>
+      </w:r>
+    </w:p>
+    <w:p>
+      <w:pPr>
+        <w:pStyle w:val="RequiredOutput"/>
+      </w:pPr>
+      <w:r>
+        <w:t>c205671 Add Alan Turing with no phone</w:t>
+      </w:r>
+    </w:p>
+    <w:p>
+      <w:pPr>
+        <w:pStyle w:val="RequiredOutput"/>
+      </w:pPr>
+      <w:r>
+        <w:t>1482dac Add Grace Hopper</w:t>
+      </w:r>
+    </w:p>
+    <w:p>
+      <w:pPr>
+        <w:pStyle w:val="RequiredOutput"/>
+      </w:pPr>
+      <w:r>
+        <w:t>b54f598 Add sample contacts file with one contact</w:t>
+      </w:r>
+    </w:p>
+    <w:p>
+      <w:pPr>
+        <w:pStyle w:val="RequiredOutput"/>
+      </w:pPr>
+      <w:r>
+        <w:t>github&gt; next</w:t>
+      </w:r>
+    </w:p>
+    <w:p>
+      <w:pPr>
+        <w:pStyle w:val="RequiredOutput"/>
+      </w:pPr>
+      <w:r>
+        <w:t>Page 3</w:t>
+      </w:r>
+    </w:p>
+    <w:p>
+      <w:pPr>
+        <w:pStyle w:val="RequiredOutput"/>
+      </w:pPr>
+      <w:r>
+        <w:t>cd9ff0e Add README</w:t>
+      </w:r>
+    </w:p>
+    <w:p>
+      <w:pPr>
+        <w:pStyle w:val="RequiredOutput"/>
+      </w:pPr>
+      <w:r>
+        <w:t>github&gt; next</w:t>
+      </w:r>
+    </w:p>
+    <w:p>
+      <w:pPr>
+        <w:pStyle w:val="RequiredOutput"/>
+      </w:pPr>
+      <w:r>
+        <w:t>No more pages</w:t>
+      </w:r>
+    </w:p>
+    <w:p>
+      <w:pPr>
+        <w:pStyle w:val="RequiredOutput"/>
+      </w:pPr>
+      <w:r>
+        <w:t>github&gt; commits</w:t>
+      </w:r>
+    </w:p>
+    <w:p>
+      <w:pPr>
+        <w:pStyle w:val="RequiredOutput"/>
+      </w:pPr>
+      <w:r>
+        <w:t>Repository: VivoSomnio/api-endpoint-test</w:t>
+      </w:r>
+    </w:p>
+    <w:p>
+      <w:pPr>
+        <w:pStyle w:val="RequiredOutput"/>
+      </w:pPr>
+      <w:r>
+        <w:t>File (Enter for every commit): README.md</w:t>
+      </w:r>
+    </w:p>
+    <w:p>
+      <w:pPr>
+        <w:pStyle w:val="RequiredOutput"/>
+      </w:pPr>
+      <w:r>
+        <w:t>Page 1</w:t>
+      </w:r>
+    </w:p>
+    <w:p>
+      <w:pPr>
+        <w:pStyle w:val="RequiredOutput"/>
+      </w:pPr>
+      <w:r>
+        <w:t>4a1b8aa List the files in the README</w:t>
+      </w:r>
+    </w:p>
+    <w:p>
+      <w:pPr>
+        <w:pStyle w:val="RequiredOutput"/>
+      </w:pPr>
+      <w:r>
+        <w:t>cd9ff0e Add README</w:t>
+      </w:r>
+    </w:p>
+    <w:p>
+      <w:pPr>
+        <w:pStyle w:val="RequiredOutput"/>
+      </w:pPr>
+      <w:r>
+        <w:t>github&gt; rate</w:t>
+      </w:r>
+    </w:p>
+    <w:p>
+      <w:pPr>
+        <w:pStyle w:val="RequiredOutput"/>
+      </w:pPr>
+      <w:r>
+        <w:t>Requests left: 53 of 60</w:t>
+      </w:r>
+    </w:p>
+    <w:p>
+      <w:pPr>
+        <w:pStyle w:val="RequiredOutput"/>
+        <w:keepNext/>
+      </w:pPr>
+      <w:r>
+        <w:t>github&gt; quit</w:t>
+      </w:r>
+    </w:p>
+    <w:p>
+      <w:pPr>
+        <w:pStyle w:val="RequiredOutput"/>
+        <w:keepNext/>
+      </w:pPr>
+      <w:r>
+        <w:t>GitHub API Explorer closed</w:t>
+      </w:r>
+    </w:p>
+    <w:p>
+      <w:pPr>
+        <w:pStyle w:val="RequiredOutput"/>
+      </w:pPr>
+      <w:r>
+        <w:t>1</w:t>
+      </w:r>
+    </w:p>
+    <w:p>
+      <w:pPr>
+        <w:keepNext/>
+      </w:pPr>
+    </w:p>
+    <w:p>
+      <w:pPr>
+        <w:keepNext/>
+      </w:pPr>
+      <w:r>
+        <w:t>Terminal 1, Lesson 6.21a's Assembly server, after the practice check. The slow line comes about 2 seconds after the check gives up, if the server is still running then:</w:t>
+      </w:r>
+    </w:p>
+    <w:p>
+      <w:pPr>
+        <w:keepNext/>
+      </w:pPr>
+    </w:p>
+    <w:p>
+      <w:pPr>
+        <w:pStyle w:val="RequiredOutput"/>
+        <w:keepNext/>
+      </w:pPr>
+      <w:r>
+        <w:t>Listening on https://127.0.0.1:8765</w:t>
+      </w:r>
+    </w:p>
+    <w:p>
+      <w:pPr>
+        <w:pStyle w:val="RequiredOutput"/>
+        <w:keepNext/>
+      </w:pPr>
+      <w:r>
+        <w:t>GET /api/v1/practice/rate-limited -&gt; 429</w:t>
+      </w:r>
+    </w:p>
+    <w:p>
+      <w:pPr>
+        <w:pStyle w:val="RequiredOutput"/>
+      </w:pPr>
+      <w:r>
+        <w:t>GET /api/v1/practice/slow -&gt; 200</w:t>
+      </w:r>
+    </w:p>
+    <w:p>
+      <w:pPr>
+        <w:keepNext/>
+      </w:pPr>
+    </w:p>
+    <w:p>
+      <w:pPr>
+        <w:keepNext/>
+      </w:pPr>
+      <w:r>
+        <w:t>Terminal 2, the practice check and $LASTEXITCODE. The Error and Reason lines come on the error stream; the Reason line is Assembly's, and each language's Check Your Results gives its own:</w:t>
+      </w:r>
+    </w:p>
+    <w:p>
+      <w:pPr>
+        <w:keepNext/>
+      </w:pPr>
+    </w:p>
+    <w:p>
+      <w:pPr>
+        <w:pStyle w:val="RequiredOutput"/>
+        <w:keepNext/>
+      </w:pPr>
+      <w:r>
+        <w:t>Practice route rate-limited: rate_limited: try again in 30 seconds</w:t>
+      </w:r>
+    </w:p>
+    <w:p>
+      <w:pPr>
+        <w:pStyle w:val="RequiredOutput"/>
+        <w:keepNext/>
+      </w:pPr>
+      <w:r>
+        <w:t>Error: could not reach https://127.0.0.1:8765</w:t>
+      </w:r>
+    </w:p>
+    <w:p>
+      <w:pPr>
+        <w:pStyle w:val="RequiredOutput"/>
+        <w:keepNext/>
+      </w:pPr>
+      <w:r>
+        <w:t>Reason: Timeout was reached</w:t>
+      </w:r>
+    </w:p>
+    <w:p>
+      <w:pPr>
+        <w:pStyle w:val="RequiredOutput"/>
+        <w:keepNext/>
+      </w:pPr>
+      <w:r>
+        <w:t>Practice route slow: timeout: no answer within 10 seconds</w:t>
+      </w:r>
+    </w:p>
+    <w:p>
+      <w:pPr>
+        <w:pStyle w:val="RequiredOutput"/>
+      </w:pPr>
+      <w:r>
+        <w:t>0</w:t>
+      </w:r>
+    </w:p>
+    <w:p>
+      <w:pPr>
+        <w:keepNext/>
+      </w:pPr>
+    </w:p>
+    <w:p>
+      <w:r>
+        <w:t>Solidity logs its own lines, which its section shows in full.</w:t>
       </w:r>
     </w:p>
     <w:p>
@@ -42963,25 +44028,15 @@
         <w:pStyle w:val="Heading1"/>
       </w:pPr>
       <w:r>
-        <w:t>Validation Rules</w:t>
-      </w:r>
-    </w:p>
-    <w:p>
-      <w:r>
-        <w:t>The explorer's screen is itself the demonstration: one short block for each command, compared by eye with the Required Clean-Run Output. No separate validator program is needed.</w:t>
-      </w:r>
-    </w:p>
-    <w:p>
-      <w:pPr>
-        <w:keepNext/>
-      </w:pPr>
+        <w:t>Common Mistakes</w:t>
+      </w:r>
     </w:p>
     <w:p>
       <w:pPr>
         <w:pStyle w:val="ListBullet"/>
       </w:pPr>
       <w:r>
-        <w:t>Run every block whole, from the github-explorer-extended folder, except the Practice Server, which starts in lesson-6.21-extended, after the Copy Setup, with the Copy Check printing its lines and the Cargo.lock Check printing 1 twice.</w:t>
+        <w:t>Leaving out the User-Agent header. GitHub refuses the request with 403, which looks like a permission problem.</w:t>
       </w:r>
     </w:p>
     <w:p>
@@ -42989,7 +44044,7 @@
         <w:pStyle w:val="ListBullet"/>
       </w:pPr>
       <w:r>
-        <w:t>The Basic screen matches with exit code 0, on Windows and in WSL. The Production-Minded screen matches with exit code 1, except the number of requests left, which is your own.</w:t>
+        <w:t>Giving GitHub's client the course CA. The course CA signed only your own server's certificate; GitHub's is checked against public authorities.</w:t>
       </w:r>
     </w:p>
     <w:p>
@@ -42997,7 +44052,7 @@
         <w:pStyle w:val="ListBullet"/>
       </w:pPr>
       <w:r>
-        <w:t>The practice check prints its two lines and the Error and Reason pair, with exit code 0, and Terminal 1 shows the server's three lines.</w:t>
+        <w:t>Erlang: turning the hostname check off when ssl refuses *.github.com. The match_fun of the HTTPS rules keeps the check and reads the wildcard correctly.</w:t>
       </w:r>
     </w:p>
     <w:p>
@@ -43005,7 +44060,7 @@
         <w:pStyle w:val="ListBullet"/>
       </w:pPr>
       <w:r>
-        <w:t>Solidity's scripts log their Log Lines and end with exit code 0.</w:t>
+        <w:t>Rust: expecting the Agent to follow Windows' certificate settings. An Agent without a TlsConfig trusts webpki-roots, a list built into the program.</w:t>
       </w:r>
     </w:p>
     <w:p>
@@ -43013,7 +44068,7 @@
         <w:pStyle w:val="ListBullet"/>
       </w:pPr>
       <w:r>
-        <w:t>The Exercise, Challenge, and Combined outputs match their Required Output sections; the Resets in and Requests left numbers are your own.</w:t>
+        <w:t>Assembly: reading the status as 8 bytes on Windows, where libcurl fills only 4, or comparing two texts with cmp, which compares their addresses; strcmp compares the texts.</w:t>
       </w:r>
     </w:p>
     <w:p>
@@ -43021,7 +44076,129 @@
         <w:pStyle w:val="ListBullet"/>
       </w:pPr>
       <w:r>
-        <w:t>No screen or file ever shows a token.</w:t>
+        <w:t>Printing or committing a token. It goes in an environment variable for one terminal, and no line ever prints it.</w:t>
+      </w:r>
+    </w:p>
+    <w:p>
+      <w:pPr>
+        <w:pStyle w:val="ListBullet"/>
+      </w:pPr>
+      <w:r>
+        <w:t>Building the next page's address yourself. The Link header's next target is the address GitHub chose; the last page has none, which is how the client knows to stop.</w:t>
+      </w:r>
+    </w:p>
+    <w:p>
+      <w:pPr>
+        <w:pStyle w:val="ListBullet"/>
+      </w:pPr>
+      <w:r>
+        <w:t>Solidity: expecting a contract to fetch data. A contract never sends a request; an oracle outside the chain writes the data in, and the copy is only as good as the oracle.</w:t>
+      </w:r>
+    </w:p>
+    <w:p>
+      <w:pPr>
+        <w:keepNext/>
+      </w:pPr>
+    </w:p>
+    <w:p>
+      <w:pPr>
+        <w:keepNext/>
+      </w:pPr>
+    </w:p>
+    <w:p>
+      <w:pPr>
+        <w:keepNext/>
+      </w:pPr>
+    </w:p>
+    <w:p>
+      <w:pPr>
+        <w:pStyle w:val="Heading1"/>
+      </w:pPr>
+      <w:r>
+        <w:t>Project Connection</w:t>
+      </w:r>
+    </w:p>
+    <w:p>
+      <w:r>
+        <w:t xml:space="preserve">This project is Chapter 6's Extended client side in one program per language, pointed at a service you do not control: Lesson 6.4a's request shape and timeouts, Lesson 6.10a's query builder, Lesson 6.13a's JSON reading, Lesson 6.14a's status meanings, Lesson 6.16a's Bearer token from the environment, Lesson 6.18a's Link header, and Lesson 6.21a's failure classification. The Contact Manager REST API's Extended companion assembles the server side. Volume 1, Chapter 7: Networking Basics looks underneath these </w:t>
+      </w:r>
+      <w:r>
+        <w:t>requests at addresses, names, ports, and sockets.</w:t>
+      </w:r>
+    </w:p>
+    <w:p>
+      <w:pPr>
+        <w:keepNext/>
+      </w:pPr>
+    </w:p>
+    <w:p>
+      <w:pPr>
+        <w:keepNext/>
+      </w:pPr>
+    </w:p>
+    <w:p>
+      <w:pPr>
+        <w:keepNext/>
+      </w:pPr>
+    </w:p>
+    <w:p>
+      <w:pPr>
+        <w:pStyle w:val="Heading1"/>
+      </w:pPr>
+      <w:r>
+        <w:t>Workbook Exercise</w:t>
+      </w:r>
+    </w:p>
+    <w:p>
+      <w:r>
+        <w:t>Tell the user how the session went, as the Chapter 6 Project 2's Exercise does. After the closing line, print Failed commands: and the count of failed commands, the number the exit code is built from.</w:t>
+      </w:r>
+    </w:p>
+    <w:p>
+      <w:pPr>
+        <w:keepNext/>
+      </w:pPr>
+    </w:p>
+    <w:p>
+      <w:pPr>
+        <w:pStyle w:val="ListBullet"/>
+      </w:pPr>
+      <w:r>
+        <w:t>Assembly: add failed_format db "Failed commands: %d", 10, 0 to .rdata in explorer.asm, and after the closing line's printf in main, lea rcx, [failed_format], mov edx, r12d, and call printf.</w:t>
+      </w:r>
+    </w:p>
+    <w:p>
+      <w:pPr>
+        <w:pStyle w:val="ListBullet"/>
+      </w:pPr>
+      <w:r>
+        <w:t>Rust: in main in explorer.rs, after the loop, println!("Failed commands: {}", failed_commands).</w:t>
+      </w:r>
+    </w:p>
+    <w:p>
+      <w:pPr>
+        <w:pStyle w:val="ListBullet"/>
+      </w:pPr>
+      <w:r>
+        <w:t>Erlang: in main in explorer.erl, bind the loop's answer, FailedCommands = command_loop(...), print it with io:format("Failed commands: ~B~n", [FailedCommands]), then decide the exit code with case FailedCommands of.</w:t>
+      </w:r>
+    </w:p>
+    <w:p>
+      <w:pPr>
+        <w:pStyle w:val="ListBullet"/>
+      </w:pPr>
+      <w:r>
+        <w:t>Solidity: in run in Explorer.s.sol, after the closing line, log string.concat("Failed commands: ", vm.toString(failedCommands)). Its session has two failed commands. Run the Production-Minded Build and Run block; its log is the Production-Minded Log Lines followed by Failed commands: 2, and the exit code is still 0.</w:t>
+      </w:r>
+    </w:p>
+    <w:p>
+      <w:pPr>
+        <w:keepNext/>
+      </w:pPr>
+    </w:p>
+    <w:p>
+      <w:r>
+        <w:t>Build it with the Production-Minded Build and Run block, and type repo, then octocat, then quit. The output must match the Required Exercise Output below, with exit code 1. This run sends no request: the answer is refused before anything is sent.</w:t>
       </w:r>
     </w:p>
     <w:p>
@@ -43039,15 +44216,15 @@
         <w:pStyle w:val="Heading2"/>
       </w:pPr>
       <w:r>
-        <w:t>Expected Values</w:t>
-      </w:r>
-    </w:p>
-    <w:p>
-      <w:pPr>
-        <w:keepNext/>
-      </w:pPr>
-      <w:r>
-        <w:t>Every program and command works with these values.</w:t>
+        <w:t>Required Exercise Output</w:t>
+      </w:r>
+    </w:p>
+    <w:p>
+      <w:pPr>
+        <w:keepNext/>
+      </w:pPr>
+      <w:r>
+        <w:t>With the Exercise's change, typing repo, then octocat, then quit, Assembly, Rust, and Erlang print this, and the exit code is 1:</w:t>
       </w:r>
     </w:p>
     <w:p>
@@ -43061,7 +44238,7 @@
         <w:keepNext/>
       </w:pPr>
       <w:r>
-        <w:t>GitHub: https://api.github.com, no token: 60 requests an hour</w:t>
+        <w:t>GitHub API Explorer</w:t>
       </w:r>
     </w:p>
     <w:p>
@@ -43070,7 +44247,7 @@
         <w:keepNext/>
       </w:pPr>
       <w:r>
-        <w:t>Repository: octocat/Hello-World; user: octocat; missing: octocat/no-such-repo</w:t>
+        <w:t>No token: 60 requests an hour</w:t>
       </w:r>
     </w:p>
     <w:p>
@@ -43079,7 +44256,7 @@
         <w:keepNext/>
       </w:pPr>
       <w:r>
-        <w:t>Commits: VivoSomnio/api-endpoint-test, 7 fixed commits, 3 a page: 3, 3, 1;</w:t>
+        <w:t>Type help to list the commands.</w:t>
       </w:r>
     </w:p>
     <w:p>
@@ -43088,7 +44265,7 @@
         <w:keepNext/>
       </w:pPr>
       <w:r>
-        <w:t xml:space="preserve">  with File README.md: 2</w:t>
+        <w:t>github&gt; repo</w:t>
       </w:r>
     </w:p>
     <w:p>
@@ -43097,7 +44274,7 @@
         <w:keepNext/>
       </w:pPr>
       <w:r>
-        <w:t>Practice: Lesson 6.21a's Assembly server, rate-limited (429, Retry-After:</w:t>
+        <w:t>Repository: octocat</w:t>
       </w:r>
     </w:p>
     <w:p>
@@ -43106,7 +44283,7 @@
         <w:keepNext/>
       </w:pPr>
       <w:r>
-        <w:t xml:space="preserve">  30) and slow (12 s against the 10 s timeout)</w:t>
+        <w:t>Error: use owner/name, such as octocat/Hello-World</w:t>
       </w:r>
     </w:p>
     <w:p>
@@ -43115,7 +44292,7 @@
         <w:keepNext/>
       </w:pPr>
       <w:r>
-        <w:t>Exit codes: Basic 0; explorer 1 (two refused answers); practice check 0;</w:t>
+        <w:t>github&gt; quit</w:t>
       </w:r>
     </w:p>
     <w:p>
@@ -43124,24 +44301,192 @@
         <w:keepNext/>
       </w:pPr>
       <w:r>
-        <w:t xml:space="preserve">  Solidity scripts 0</w:t>
+        <w:t>GitHub API Explorer closed</w:t>
       </w:r>
     </w:p>
     <w:p>
       <w:pPr>
         <w:pStyle w:val="RequiredOutput"/>
-        <w:keepNext/>
-      </w:pPr>
-      <w:r>
-        <w:t>Exercise: Failed commands: N after the closing line</w:t>
-      </w:r>
+      </w:pPr>
+      <w:r>
+        <w:t>Failed commands: 1</w:t>
+      </w:r>
+    </w:p>
+    <w:p>
+      <w:pPr>
+        <w:keepNext/>
+      </w:pPr>
+    </w:p>
+    <w:p>
+      <w:pPr>
+        <w:keepNext/>
+      </w:pPr>
+    </w:p>
+    <w:p>
+      <w:pPr>
+        <w:keepNext/>
+      </w:pPr>
+    </w:p>
+    <w:p>
+      <w:pPr>
+        <w:pStyle w:val="Heading1"/>
+      </w:pPr>
+      <w:r>
+        <w:t>Challenge</w:t>
+      </w:r>
+    </w:p>
+    <w:p>
+      <w:r>
+        <w:t>Say when the limit starts again, as the Chapter 6 Project 2's Challenge does. Make rate also print Resets in: and the number of seconds until X-RateLimit-Reset: that header's Unix time minus the current Unix time.</w:t>
+      </w:r>
+    </w:p>
+    <w:p>
+      <w:pPr>
+        <w:keepNext/>
+      </w:pPr>
+    </w:p>
+    <w:p>
+      <w:pPr>
+        <w:pStyle w:val="ListBullet"/>
+      </w:pPr>
+      <w:r>
+        <w:t>Assembly: add extern strtoll and extern _time64, reset_name db "X-RateLimit-Reset", 0, and resets_format db "Resets in: %lld seconds", 10, 0. In run_rate, after the Requests left line, read the header with response_header, turn it into a number with strtoll (edx 0, r8d 10) into rbx, call _time64 with ecx 0 for the current Unix time, sub rbx, rax, and print rbx with resets_format.</w:t>
+      </w:r>
+    </w:p>
+    <w:p>
+      <w:pPr>
+        <w:pStyle w:val="ListBullet"/>
+      </w:pPr>
+      <w:r>
+        <w:t>Rust: in run_rate, response_header(...).parse() into an i64, with unwrap_or(0); SystemTime::now().duration_since(UNIX_EPOCH).expect(...).as_secs() as i64 is the current Unix time (Lesson 2.12a), after use std::time::{Duration, SystemTime, UNIX_EPOCH}.</w:t>
+      </w:r>
+    </w:p>
+    <w:p>
+      <w:pPr>
+        <w:pStyle w:val="ListBullet"/>
+      </w:pPr>
+      <w:r>
+        <w:t>Erlang: in run_rate, list_to_integer of the header's text minus erlang:system_time(second), the current Unix time, printed with ~B.</w:t>
+      </w:r>
+    </w:p>
+    <w:p>
+      <w:pPr>
+        <w:pStyle w:val="ListBullet"/>
+      </w:pPr>
+      <w:r>
+        <w:t>Solidity: a contract's copy has no rate limit and no reset time, so its Challenge does not apply.</w:t>
+      </w:r>
+    </w:p>
+    <w:p>
+      <w:pPr>
+        <w:keepNext/>
+      </w:pPr>
+    </w:p>
+    <w:p>
+      <w:r>
+        <w:t>Build it, and type rate, then quit. The output must match the Required Challenge Output below, with exit code 0; rate costs nothing against the limit. With the Exercise's change as well, type repo, octocat, rate, then quit: the output must match the Required Combined Output after it.</w:t>
+      </w:r>
+    </w:p>
+    <w:p>
+      <w:pPr>
+        <w:keepNext/>
+      </w:pPr>
+    </w:p>
+    <w:p>
+      <w:pPr>
+        <w:keepNext/>
+      </w:pPr>
+    </w:p>
+    <w:p>
+      <w:pPr>
+        <w:pStyle w:val="Heading2"/>
+      </w:pPr>
+      <w:r>
+        <w:t>Required Challenge Output</w:t>
+      </w:r>
+    </w:p>
+    <w:p>
+      <w:pPr>
+        <w:keepNext/>
+      </w:pPr>
+      <w:r>
+        <w:t>With the Challenge's change, typing rate, then quit, the explorer prints this, and the exit code is 0. Both numbers are your own:</w:t>
+      </w:r>
+    </w:p>
+    <w:p>
+      <w:pPr>
+        <w:keepNext/>
+      </w:pPr>
     </w:p>
     <w:p>
       <w:pPr>
         <w:pStyle w:val="RequiredOutput"/>
-      </w:pPr>
-      <w:r>
-        <w:t>Challenge: rate also prints Resets in: N seconds (not Solidity)</w:t>
+        <w:keepNext/>
+      </w:pPr>
+      <w:r>
+        <w:t>GitHub API Explorer</w:t>
+      </w:r>
+    </w:p>
+    <w:p>
+      <w:pPr>
+        <w:pStyle w:val="RequiredOutput"/>
+        <w:keepNext/>
+      </w:pPr>
+      <w:r>
+        <w:t>No token: 60 requests an hour</w:t>
+      </w:r>
+    </w:p>
+    <w:p>
+      <w:pPr>
+        <w:pStyle w:val="RequiredOutput"/>
+        <w:keepNext/>
+      </w:pPr>
+      <w:r>
+        <w:t>Type help to list the commands.</w:t>
+      </w:r>
+    </w:p>
+    <w:p>
+      <w:pPr>
+        <w:pStyle w:val="RequiredOutput"/>
+        <w:keepNext/>
+      </w:pPr>
+      <w:r>
+        <w:t>github&gt; rate</w:t>
+      </w:r>
+    </w:p>
+    <w:p>
+      <w:pPr>
+        <w:pStyle w:val="RequiredOutput"/>
+        <w:keepNext/>
+      </w:pPr>
+      <w:r>
+        <w:t>Requests left: 53 of 60</w:t>
+      </w:r>
+    </w:p>
+    <w:p>
+      <w:pPr>
+        <w:pStyle w:val="RequiredOutput"/>
+        <w:keepNext/>
+      </w:pPr>
+      <w:r>
+        <w:t>Resets in: 1800 seconds</w:t>
+      </w:r>
+    </w:p>
+    <w:p>
+      <w:pPr>
+        <w:pStyle w:val="RequiredOutput"/>
+        <w:keepNext/>
+      </w:pPr>
+      <w:r>
+        <w:t>github&gt; quit</w:t>
+      </w:r>
+    </w:p>
+    <w:p>
+      <w:pPr>
+        <w:pStyle w:val="RequiredOutput"/>
+      </w:pPr>
+      <w:r>
+        <w:t>GitHub API Explorer closed</w:t>
       </w:r>
     </w:p>
     <w:p>
@@ -43159,15 +44504,15 @@
         <w:pStyle w:val="Heading2"/>
       </w:pPr>
       <w:r>
-        <w:t>Required Clean-Run Output</w:t>
-      </w:r>
-    </w:p>
-    <w:p>
-      <w:pPr>
-        <w:keepNext/>
-      </w:pPr>
-      <w:r>
-        <w:t>The Basic run and $LASTEXITCODE, in Assembly (Windows and Linux), Rust, and Erlang. Typed commands and answers appear after their prompts:</w:t>
+        <w:t>Required Combined Output</w:t>
+      </w:r>
+    </w:p>
+    <w:p>
+      <w:pPr>
+        <w:keepNext/>
+      </w:pPr>
+      <w:r>
+        <w:t>With both changes, typing repo, octocat, rate, then quit, the explorer prints this, and the exit code is 1; Solidity's log, with the Exercise only, ends with Failed commands: 2:</w:t>
       </w:r>
     </w:p>
     <w:p>
@@ -43190,6 +44535,24 @@
         <w:keepNext/>
       </w:pPr>
       <w:r>
+        <w:t>No token: 60 requests an hour</w:t>
+      </w:r>
+    </w:p>
+    <w:p>
+      <w:pPr>
+        <w:pStyle w:val="RequiredOutput"/>
+        <w:keepNext/>
+      </w:pPr>
+      <w:r>
+        <w:t>Type help to list the commands.</w:t>
+      </w:r>
+    </w:p>
+    <w:p>
+      <w:pPr>
+        <w:pStyle w:val="RequiredOutput"/>
+        <w:keepNext/>
+      </w:pPr>
+      <w:r>
         <w:t>github&gt; repo</w:t>
       </w:r>
     </w:p>
@@ -43199,7 +44562,7 @@
         <w:keepNext/>
       </w:pPr>
       <w:r>
-        <w:t>Repository: octocat/Hello-World</w:t>
+        <w:t>Repository: octocat</w:t>
       </w:r>
     </w:p>
     <w:p>
@@ -43208,7 +44571,7 @@
         <w:keepNext/>
       </w:pPr>
       <w:r>
-        <w:t>Name: octocat/Hello-World</w:t>
+        <w:t>Error: use owner/name, such as octocat/Hello-World</w:t>
       </w:r>
     </w:p>
     <w:p>
@@ -43217,7 +44580,7 @@
         <w:keepNext/>
       </w:pPr>
       <w:r>
-        <w:t>Id: 1296269</w:t>
+        <w:t>github&gt; rate</w:t>
       </w:r>
     </w:p>
     <w:p>
@@ -43226,7 +44589,7 @@
         <w:keepNext/>
       </w:pPr>
       <w:r>
-        <w:t>Default branch: master</w:t>
+        <w:t>Requests left: 53 of 60</w:t>
       </w:r>
     </w:p>
     <w:p>
@@ -43235,7 +44598,7 @@
         <w:keepNext/>
       </w:pPr>
       <w:r>
-        <w:t>Created: 2011-01-26T19:01:12Z</w:t>
+        <w:t>Resets in: 1800 seconds</w:t>
       </w:r>
     </w:p>
     <w:p>
@@ -43261,601 +44624,7 @@
         <w:pStyle w:val="RequiredOutput"/>
       </w:pPr>
       <w:r>
-        <w:t>0</w:t>
-      </w:r>
-    </w:p>
-    <w:p>
-      <w:pPr>
-        <w:keepNext/>
-      </w:pPr>
-    </w:p>
-    <w:p>
-      <w:pPr>
-        <w:keepNext/>
-      </w:pPr>
-      <w:r>
-        <w:t>The Production-Minded run and $LASTEXITCODE, in Assembly, Rust, and Erlang. The two Error lines come on the error stream, and the Requests left line shows your address's own count; the File line's answer is an empty line, typed with Enter alone:</w:t>
-      </w:r>
-    </w:p>
-    <w:p>
-      <w:pPr>
-        <w:keepNext/>
-      </w:pPr>
-    </w:p>
-    <w:p>
-      <w:pPr>
-        <w:pStyle w:val="RequiredOutput"/>
-        <w:keepNext/>
-      </w:pPr>
-      <w:r>
-        <w:t>GitHub API Explorer</w:t>
-      </w:r>
-    </w:p>
-    <w:p>
-      <w:pPr>
-        <w:pStyle w:val="RequiredOutput"/>
-        <w:keepNext/>
-      </w:pPr>
-      <w:r>
-        <w:t>No token: 60 requests an hour</w:t>
-      </w:r>
-    </w:p>
-    <w:p>
-      <w:pPr>
-        <w:pStyle w:val="RequiredOutput"/>
-      </w:pPr>
-      <w:r>
-        <w:t>Type help to list the commands.</w:t>
-      </w:r>
-    </w:p>
-    <w:p>
-      <w:pPr>
-        <w:pStyle w:val="RequiredOutput"/>
-      </w:pPr>
-      <w:r>
-        <w:t>github&gt; help</w:t>
-      </w:r>
-    </w:p>
-    <w:p>
-      <w:pPr>
-        <w:pStyle w:val="RequiredOutput"/>
-      </w:pPr>
-      <w:r>
-        <w:t>Commands:</w:t>
-      </w:r>
-    </w:p>
-    <w:p>
-      <w:pPr>
-        <w:pStyle w:val="RequiredOutput"/>
-      </w:pPr>
-      <w:r>
-        <w:t xml:space="preserve">  repo     show a repository, asked for as owner/name</w:t>
-      </w:r>
-    </w:p>
-    <w:p>
-      <w:pPr>
-        <w:pStyle w:val="RequiredOutput"/>
-      </w:pPr>
-      <w:r>
-        <w:t xml:space="preserve">  user     show a user, asked for by login</w:t>
-      </w:r>
-    </w:p>
-    <w:p>
-      <w:pPr>
-        <w:pStyle w:val="RequiredOutput"/>
-      </w:pPr>
-      <w:r>
-        <w:t xml:space="preserve">  commits  list a repository's commits, 3 a page, all or for one file</w:t>
-      </w:r>
-    </w:p>
-    <w:p>
-      <w:pPr>
-        <w:pStyle w:val="RequiredOutput"/>
-      </w:pPr>
-      <w:r>
-        <w:t xml:space="preserve">  next     show the next page of commits</w:t>
-      </w:r>
-    </w:p>
-    <w:p>
-      <w:pPr>
-        <w:pStyle w:val="RequiredOutput"/>
-      </w:pPr>
-      <w:r>
-        <w:t xml:space="preserve">  rate     show how many requests are left this hour</w:t>
-      </w:r>
-    </w:p>
-    <w:p>
-      <w:pPr>
-        <w:pStyle w:val="RequiredOutput"/>
-      </w:pPr>
-      <w:r>
-        <w:t xml:space="preserve">  help     show this list</w:t>
-      </w:r>
-    </w:p>
-    <w:p>
-      <w:pPr>
-        <w:pStyle w:val="RequiredOutput"/>
-      </w:pPr>
-      <w:r>
-        <w:t xml:space="preserve">  quit     close the explorer</w:t>
-      </w:r>
-    </w:p>
-    <w:p>
-      <w:pPr>
-        <w:pStyle w:val="RequiredOutput"/>
-      </w:pPr>
-      <w:r>
-        <w:t>github&gt; repo</w:t>
-      </w:r>
-    </w:p>
-    <w:p>
-      <w:pPr>
-        <w:pStyle w:val="RequiredOutput"/>
-      </w:pPr>
-      <w:r>
-        <w:t>Repository: octocat/Hello-World</w:t>
-      </w:r>
-    </w:p>
-    <w:p>
-      <w:pPr>
-        <w:pStyle w:val="RequiredOutput"/>
-      </w:pPr>
-      <w:r>
-        <w:t>Name: octocat/Hello-World</w:t>
-      </w:r>
-    </w:p>
-    <w:p>
-      <w:pPr>
-        <w:pStyle w:val="RequiredOutput"/>
-      </w:pPr>
-      <w:r>
-        <w:t>Id: 1296269</w:t>
-      </w:r>
-    </w:p>
-    <w:p>
-      <w:pPr>
-        <w:pStyle w:val="RequiredOutput"/>
-      </w:pPr>
-      <w:r>
-        <w:t>Default branch: master</w:t>
-      </w:r>
-    </w:p>
-    <w:p>
-      <w:pPr>
-        <w:pStyle w:val="RequiredOutput"/>
-      </w:pPr>
-      <w:r>
-        <w:t>Created: 2011-01-26T19:01:12Z</w:t>
-      </w:r>
-    </w:p>
-    <w:p>
-      <w:pPr>
-        <w:pStyle w:val="RequiredOutput"/>
-      </w:pPr>
-      <w:r>
-        <w:t>github&gt; user</w:t>
-      </w:r>
-    </w:p>
-    <w:p>
-      <w:pPr>
-        <w:pStyle w:val="RequiredOutput"/>
-      </w:pPr>
-      <w:r>
-        <w:t>User: octocat</w:t>
-      </w:r>
-    </w:p>
-    <w:p>
-      <w:pPr>
-        <w:pStyle w:val="RequiredOutput"/>
-      </w:pPr>
-      <w:r>
-        <w:t>Login: octocat</w:t>
-      </w:r>
-    </w:p>
-    <w:p>
-      <w:pPr>
-        <w:pStyle w:val="RequiredOutput"/>
-      </w:pPr>
-      <w:r>
-        <w:t>Id: 583231</w:t>
-      </w:r>
-    </w:p>
-    <w:p>
-      <w:pPr>
-        <w:pStyle w:val="RequiredOutput"/>
-      </w:pPr>
-      <w:r>
-        <w:t>Created: 2011-01-25T18:44:36Z</w:t>
-      </w:r>
-    </w:p>
-    <w:p>
-      <w:pPr>
-        <w:pStyle w:val="RequiredOutput"/>
-      </w:pPr>
-      <w:r>
-        <w:t>github&gt; repo</w:t>
-      </w:r>
-    </w:p>
-    <w:p>
-      <w:pPr>
-        <w:pStyle w:val="RequiredOutput"/>
-      </w:pPr>
-      <w:r>
-        <w:t>Repository: octocat</w:t>
-      </w:r>
-    </w:p>
-    <w:p>
-      <w:pPr>
-        <w:pStyle w:val="RequiredOutput"/>
-      </w:pPr>
-      <w:r>
-        <w:t>Error: use owner/name, such as octocat/Hello-World</w:t>
-      </w:r>
-    </w:p>
-    <w:p>
-      <w:pPr>
-        <w:pStyle w:val="RequiredOutput"/>
-      </w:pPr>
-      <w:r>
-        <w:t>github&gt; repo</w:t>
-      </w:r>
-    </w:p>
-    <w:p>
-      <w:pPr>
-        <w:pStyle w:val="RequiredOutput"/>
-      </w:pPr>
-      <w:r>
-        <w:t>Repository: octocat/no-such-repo</w:t>
-      </w:r>
-    </w:p>
-    <w:p>
-      <w:pPr>
-        <w:pStyle w:val="RequiredOutput"/>
-      </w:pPr>
-      <w:r>
-        <w:t>Error: no repository octocat/no-such-repo</w:t>
-      </w:r>
-    </w:p>
-    <w:p>
-      <w:pPr>
-        <w:pStyle w:val="RequiredOutput"/>
-      </w:pPr>
-      <w:r>
-        <w:t>github&gt; commits</w:t>
-      </w:r>
-    </w:p>
-    <w:p>
-      <w:pPr>
-        <w:pStyle w:val="RequiredOutput"/>
-      </w:pPr>
-      <w:r>
-        <w:t>Repository: VivoSomnio/api-endpoint-test</w:t>
-      </w:r>
-    </w:p>
-    <w:p>
-      <w:pPr>
-        <w:pStyle w:val="RequiredOutput"/>
-      </w:pPr>
-      <w:r>
-        <w:t xml:space="preserve">File (Enter for every commit): </w:t>
-      </w:r>
-    </w:p>
-    <w:p>
-      <w:pPr>
-        <w:pStyle w:val="RequiredOutput"/>
-      </w:pPr>
-      <w:r>
-        <w:t>Page 1</w:t>
-      </w:r>
-    </w:p>
-    <w:p>
-      <w:pPr>
-        <w:pStyle w:val="RequiredOutput"/>
-      </w:pPr>
-      <w:r>
-        <w:t>4a1b8aa List the files in the README</w:t>
-      </w:r>
-    </w:p>
-    <w:p>
-      <w:pPr>
-        <w:pStyle w:val="RequiredOutput"/>
-      </w:pPr>
-      <w:r>
-        <w:t>abde64a Add data notice</w:t>
-      </w:r>
-    </w:p>
-    <w:p>
-      <w:pPr>
-        <w:pStyle w:val="RequiredOutput"/>
-      </w:pPr>
-      <w:r>
-        <w:t>3524dad Add the same contacts as CSV</w:t>
-      </w:r>
-    </w:p>
-    <w:p>
-      <w:pPr>
-        <w:pStyle w:val="RequiredOutput"/>
-      </w:pPr>
-      <w:r>
-        <w:t>github&gt; next</w:t>
-      </w:r>
-    </w:p>
-    <w:p>
-      <w:pPr>
-        <w:pStyle w:val="RequiredOutput"/>
-      </w:pPr>
-      <w:r>
-        <w:t>Page 2</w:t>
-      </w:r>
-    </w:p>
-    <w:p>
-      <w:pPr>
-        <w:pStyle w:val="RequiredOutput"/>
-      </w:pPr>
-      <w:r>
-        <w:t>c205671 Add Alan Turing with no phone</w:t>
-      </w:r>
-    </w:p>
-    <w:p>
-      <w:pPr>
-        <w:pStyle w:val="RequiredOutput"/>
-      </w:pPr>
-      <w:r>
-        <w:t>1482dac Add Grace Hopper</w:t>
-      </w:r>
-    </w:p>
-    <w:p>
-      <w:pPr>
-        <w:pStyle w:val="RequiredOutput"/>
-      </w:pPr>
-      <w:r>
-        <w:t>b54f598 Add sample contacts file with one contact</w:t>
-      </w:r>
-    </w:p>
-    <w:p>
-      <w:pPr>
-        <w:pStyle w:val="RequiredOutput"/>
-      </w:pPr>
-      <w:r>
-        <w:t>github&gt; next</w:t>
-      </w:r>
-    </w:p>
-    <w:p>
-      <w:pPr>
-        <w:pStyle w:val="RequiredOutput"/>
-      </w:pPr>
-      <w:r>
-        <w:t>Page 3</w:t>
-      </w:r>
-    </w:p>
-    <w:p>
-      <w:pPr>
-        <w:pStyle w:val="RequiredOutput"/>
-      </w:pPr>
-      <w:r>
-        <w:t>cd9ff0e Add README</w:t>
-      </w:r>
-    </w:p>
-    <w:p>
-      <w:pPr>
-        <w:pStyle w:val="RequiredOutput"/>
-      </w:pPr>
-      <w:r>
-        <w:t>github&gt; next</w:t>
-      </w:r>
-    </w:p>
-    <w:p>
-      <w:pPr>
-        <w:pStyle w:val="RequiredOutput"/>
-      </w:pPr>
-      <w:r>
-        <w:t>No more pages</w:t>
-      </w:r>
-    </w:p>
-    <w:p>
-      <w:pPr>
-        <w:pStyle w:val="RequiredOutput"/>
-      </w:pPr>
-      <w:r>
-        <w:t>github&gt; commits</w:t>
-      </w:r>
-    </w:p>
-    <w:p>
-      <w:pPr>
-        <w:pStyle w:val="RequiredOutput"/>
-      </w:pPr>
-      <w:r>
-        <w:t>Repository: VivoSomnio/api-endpoint-test</w:t>
-      </w:r>
-    </w:p>
-    <w:p>
-      <w:pPr>
-        <w:pStyle w:val="RequiredOutput"/>
-      </w:pPr>
-      <w:r>
-        <w:t>File (Enter for every commit): README.md</w:t>
-      </w:r>
-    </w:p>
-    <w:p>
-      <w:pPr>
-        <w:pStyle w:val="RequiredOutput"/>
-      </w:pPr>
-      <w:r>
-        <w:t>Page 1</w:t>
-      </w:r>
-    </w:p>
-    <w:p>
-      <w:pPr>
-        <w:pStyle w:val="RequiredOutput"/>
-      </w:pPr>
-      <w:r>
-        <w:t>4a1b8aa List the files in the README</w:t>
-      </w:r>
-    </w:p>
-    <w:p>
-      <w:pPr>
-        <w:pStyle w:val="RequiredOutput"/>
-      </w:pPr>
-      <w:r>
-        <w:t>cd9ff0e Add README</w:t>
-      </w:r>
-    </w:p>
-    <w:p>
-      <w:pPr>
-        <w:pStyle w:val="RequiredOutput"/>
-      </w:pPr>
-      <w:r>
-        <w:t>github&gt; rate</w:t>
-      </w:r>
-    </w:p>
-    <w:p>
-      <w:pPr>
-        <w:pStyle w:val="RequiredOutput"/>
-      </w:pPr>
-      <w:r>
-        <w:t>Requests left: 53 of 60</w:t>
-      </w:r>
-    </w:p>
-    <w:p>
-      <w:pPr>
-        <w:pStyle w:val="RequiredOutput"/>
-        <w:keepNext/>
-      </w:pPr>
-      <w:r>
-        <w:t>github&gt; quit</w:t>
-      </w:r>
-    </w:p>
-    <w:p>
-      <w:pPr>
-        <w:pStyle w:val="RequiredOutput"/>
-        <w:keepNext/>
-      </w:pPr>
-      <w:r>
-        <w:t>GitHub API Explorer closed</w:t>
-      </w:r>
-    </w:p>
-    <w:p>
-      <w:pPr>
-        <w:pStyle w:val="RequiredOutput"/>
-      </w:pPr>
-      <w:r>
-        <w:t>1</w:t>
-      </w:r>
-    </w:p>
-    <w:p>
-      <w:pPr>
-        <w:keepNext/>
-      </w:pPr>
-    </w:p>
-    <w:p>
-      <w:pPr>
-        <w:keepNext/>
-      </w:pPr>
-      <w:r>
-        <w:t>Terminal 1, Lesson 6.21a's Assembly server, after the practice check. The slow line comes about 2 seconds after the check gives up, if the server is still running then:</w:t>
-      </w:r>
-    </w:p>
-    <w:p>
-      <w:pPr>
-        <w:keepNext/>
-      </w:pPr>
-    </w:p>
-    <w:p>
-      <w:pPr>
-        <w:pStyle w:val="RequiredOutput"/>
-        <w:keepNext/>
-      </w:pPr>
-      <w:r>
-        <w:t>Listening on https://127.0.0.1:8765</w:t>
-      </w:r>
-    </w:p>
-    <w:p>
-      <w:pPr>
-        <w:pStyle w:val="RequiredOutput"/>
-        <w:keepNext/>
-      </w:pPr>
-      <w:r>
-        <w:t>GET /api/v1/practice/rate-limited -&gt; 429</w:t>
-      </w:r>
-    </w:p>
-    <w:p>
-      <w:pPr>
-        <w:pStyle w:val="RequiredOutput"/>
-      </w:pPr>
-      <w:r>
-        <w:t>GET /api/v1/practice/slow -&gt; 200</w:t>
-      </w:r>
-    </w:p>
-    <w:p>
-      <w:pPr>
-        <w:keepNext/>
-      </w:pPr>
-    </w:p>
-    <w:p>
-      <w:pPr>
-        <w:keepNext/>
-      </w:pPr>
-      <w:r>
-        <w:t>Terminal 2, the practice check and $LASTEXITCODE. The Error and Reason lines come on the error stream; the Reason line is Assembly's, and each language's Check Your Results gives its own:</w:t>
-      </w:r>
-    </w:p>
-    <w:p>
-      <w:pPr>
-        <w:keepNext/>
-      </w:pPr>
-    </w:p>
-    <w:p>
-      <w:pPr>
-        <w:pStyle w:val="RequiredOutput"/>
-        <w:keepNext/>
-      </w:pPr>
-      <w:r>
-        <w:t>Practice route rate-limited: rate_limited: try again in 30 seconds</w:t>
-      </w:r>
-    </w:p>
-    <w:p>
-      <w:pPr>
-        <w:pStyle w:val="RequiredOutput"/>
-        <w:keepNext/>
-      </w:pPr>
-      <w:r>
-        <w:t>Error: could not reach https://127.0.0.1:8765</w:t>
-      </w:r>
-    </w:p>
-    <w:p>
-      <w:pPr>
-        <w:pStyle w:val="RequiredOutput"/>
-        <w:keepNext/>
-      </w:pPr>
-      <w:r>
-        <w:t>Reason: Timeout was reached</w:t>
-      </w:r>
-    </w:p>
-    <w:p>
-      <w:pPr>
-        <w:pStyle w:val="RequiredOutput"/>
-        <w:keepNext/>
-      </w:pPr>
-      <w:r>
-        <w:t>Practice route slow: timeout: no answer within 10 seconds</w:t>
-      </w:r>
-    </w:p>
-    <w:p>
-      <w:pPr>
-        <w:pStyle w:val="RequiredOutput"/>
-      </w:pPr>
-      <w:r>
-        <w:t>0</w:t>
-      </w:r>
-    </w:p>
-    <w:p>
-      <w:pPr>
-        <w:keepNext/>
-      </w:pPr>
-    </w:p>
-    <w:p>
-      <w:r>
-        <w:t>Solidity logs its own lines, which its section shows in full.</w:t>
+        <w:t>Failed commands: 1</w:t>
       </w:r>
     </w:p>
     <w:p>
@@ -43878,7 +44647,7 @@
         <w:pStyle w:val="Heading1"/>
       </w:pPr>
       <w:r>
-        <w:t>Common Mistakes</w:t>
+        <w:t>Completion Checklist</w:t>
       </w:r>
     </w:p>
     <w:p>
@@ -43886,7 +44655,7 @@
         <w:pStyle w:val="ListBullet"/>
       </w:pPr>
       <w:r>
-        <w:t>Leaving out the User-Agent header. GitHub refuses the request with 403, which looks like a permission problem.</w:t>
+        <w:t>I copied the client modules, cJSON, Cargo.lock, and the course CA from lesson-6.21-extended; the Copy Check printed its lines, and the Cargo.lock Check printed 1 twice.</w:t>
       </w:r>
     </w:p>
     <w:p>
@@ -43894,7 +44663,7 @@
         <w:pStyle w:val="ListBullet"/>
       </w:pPr>
       <w:r>
-        <w:t>Giving GitHub's client the course CA. The course CA signed only your own server's certificate; GitHub's is checked against public authorities.</w:t>
+        <w:t>I can say where each language finds the public certificate authorities, and why Erlang needs the HTTPS match_fun for *.github.com.</w:t>
       </w:r>
     </w:p>
     <w:p>
@@ -43902,7 +44671,7 @@
         <w:pStyle w:val="ListBullet"/>
       </w:pPr>
       <w:r>
-        <w:t>Erlang: turning the hostname check off when ssl refuses *.github.com. The match_fun of the HTTPS rules keeps the check and reads the wildcard correctly.</w:t>
+        <w:t>I can name the lesson each piece of the explorer comes from, and why each github_client module has its own copies of a few helpers.</w:t>
       </w:r>
     </w:p>
     <w:p>
@@ -43910,7 +44679,7 @@
         <w:pStyle w:val="ListBullet"/>
       </w:pPr>
       <w:r>
-        <w:t>Rust: expecting the Agent to follow Windows' certificate settings. An Agent without a TlsConfig trusts webpki-roots, a list built into the program.</w:t>
+        <w:t>I can explain why Linux Assembly links -l:libcurl.so.4, and why its Production-Minded program is Windows only.</w:t>
       </w:r>
     </w:p>
     <w:p>
@@ -43918,7 +44687,7 @@
         <w:pStyle w:val="ListBullet"/>
       </w:pPr>
       <w:r>
-        <w:t>Assembly: reading the status as 8 bytes on Windows, where libcurl fills only 4, or comparing two texts with cmp, which compares their addresses; strcmp compares the texts.</w:t>
+        <w:t>I can explain why a contract cannot call GitHub, what an oracle does, and what GitHubMirror's nextPage stands for.</w:t>
       </w:r>
     </w:p>
     <w:p>
@@ -43926,23 +44695,7 @@
         <w:pStyle w:val="ListBullet"/>
       </w:pPr>
       <w:r>
-        <w:t>Printing or committing a token. It goes in an environment variable for one terminal, and no line ever prints it.</w:t>
-      </w:r>
-    </w:p>
-    <w:p>
-      <w:pPr>
-        <w:pStyle w:val="ListBullet"/>
-      </w:pPr>
-      <w:r>
-        <w:t>Building the next page's address yourself. The Link header's next target is the address GitHub chose; the last page has none, which is how the client knows to stop.</w:t>
-      </w:r>
-    </w:p>
-    <w:p>
-      <w:pPr>
-        <w:pStyle w:val="ListBullet"/>
-      </w:pPr>
-      <w:r>
-        <w:t>Solidity: expecting a contract to fetch data. A contract never sends a request; an oracle outside the chain writes the data in, and the copy is only as good as the oracle.</w:t>
+        <w:t>In Assembly, Rust, and Erlang, the Basic and Production-Minded screens and the practice check matched, and so did the Required Exercise, Challenge, and Combined Output; in Solidity, the scripts logged their Log Lines.</w:t>
       </w:r>
     </w:p>
     <w:p>
@@ -43965,612 +44718,15 @@
         <w:pStyle w:val="Heading1"/>
       </w:pPr>
       <w:r>
-        <w:t>Project Connection</w:t>
-      </w:r>
-    </w:p>
-    <w:p>
-      <w:r>
-        <w:t>This project is Chapter 6's Extended client side in one program per language, pointed at a service you do not control: Lesson 6.4a's request shape and timeouts, Lesson 6.10a's query builder, Lesson 6.13a's JSON reading, Lesson 6.14a's status meanings, Lesson 6.16a's Bearer token from the environment, Lesson 6.18a's Link header, and Lesson 6.21a's failure classification. The Contact Manager REST API's Extended companion assembles the server side. Volume 1, Chapter 7: Networking Basics looks underneath these requests at addresses, names, ports, and sockets.</w:t>
-      </w:r>
-    </w:p>
-    <w:p>
-      <w:pPr>
-        <w:keepNext/>
-      </w:pPr>
-    </w:p>
-    <w:p>
-      <w:pPr>
-        <w:keepNext/>
-      </w:pPr>
-    </w:p>
-    <w:p>
-      <w:pPr>
-        <w:keepNext/>
-      </w:pPr>
-    </w:p>
-    <w:p>
-      <w:pPr>
-        <w:pStyle w:val="Heading1"/>
-      </w:pPr>
-      <w:r>
-        <w:t>Workbook Exercise</w:t>
-      </w:r>
-    </w:p>
-    <w:p>
-      <w:r>
-        <w:t>Tell the user how the session went, as the Chapter 6 Project 2's Exercise does. After the closing line, print Failed commands: and the count of failed commands, the number the exit code is built from.</w:t>
-      </w:r>
-    </w:p>
-    <w:p>
-      <w:pPr>
-        <w:keepNext/>
-      </w:pPr>
-    </w:p>
-    <w:p>
-      <w:pPr>
-        <w:pStyle w:val="ListBullet"/>
-      </w:pPr>
-      <w:r>
-        <w:t>Assembly: add failed_format db "Failed commands: %d", 10, 0 to .rdata in explorer.asm, and after the closing line's printf in main, lea rcx, [failed_format], mov edx, r12d, and call printf.</w:t>
-      </w:r>
-    </w:p>
-    <w:p>
-      <w:pPr>
-        <w:pStyle w:val="ListBullet"/>
-      </w:pPr>
-      <w:r>
-        <w:t>Rust: in main in explorer.rs, after the loop, println!("Failed commands: {}", failed_commands).</w:t>
-      </w:r>
-    </w:p>
-    <w:p>
-      <w:pPr>
-        <w:pStyle w:val="ListBullet"/>
-      </w:pPr>
-      <w:r>
-        <w:t>Erlang: in main in explorer.erl, bind the loop's answer, FailedCommands = command_loop(...), print it with io:format("Failed commands: ~B~n", [FailedCommands]), then decide the exit code with case FailedCommands of.</w:t>
-      </w:r>
-    </w:p>
-    <w:p>
-      <w:pPr>
-        <w:pStyle w:val="ListBullet"/>
-      </w:pPr>
-      <w:r>
-        <w:t>Solidity: in run in Explorer.s.sol, after the closing line, log string.concat("Failed commands: ", vm.toString(failedCommands)). Its session has two failed commands. Run the Production-Minded Build and Run block; its log is the Production-Minded Log Lines followed by Failed commands: 2, and the exit code is still 0.</w:t>
-      </w:r>
-    </w:p>
-    <w:p>
-      <w:pPr>
-        <w:keepNext/>
-      </w:pPr>
-    </w:p>
-    <w:p>
-      <w:r>
-        <w:t>Build it with the Production-Minded Build and Run block, and type repo, then octocat, then quit. The output must match the Required Exercise Output below, with exit code 1. This run sends no request: the answer is refused before anything is sent.</w:t>
-      </w:r>
-    </w:p>
-    <w:p>
-      <w:pPr>
-        <w:keepNext/>
-      </w:pPr>
-    </w:p>
-    <w:p>
-      <w:pPr>
-        <w:keepNext/>
-      </w:pPr>
-    </w:p>
-    <w:p>
-      <w:pPr>
-        <w:pStyle w:val="Heading2"/>
-      </w:pPr>
-      <w:r>
-        <w:t>Required Exercise Output</w:t>
-      </w:r>
-    </w:p>
-    <w:p>
-      <w:pPr>
-        <w:keepNext/>
-      </w:pPr>
-      <w:r>
-        <w:t>With the Exercise's change, typing repo, then octocat, then quit, Assembly, Rust, and Erlang print this, and the exit code is 1:</w:t>
-      </w:r>
-    </w:p>
-    <w:p>
-      <w:pPr>
-        <w:keepNext/>
-      </w:pPr>
-    </w:p>
-    <w:p>
-      <w:pPr>
-        <w:pStyle w:val="RequiredOutput"/>
-        <w:keepNext/>
-      </w:pPr>
-      <w:r>
-        <w:t>GitHub API Explorer</w:t>
-      </w:r>
-    </w:p>
-    <w:p>
-      <w:pPr>
-        <w:pStyle w:val="RequiredOutput"/>
-        <w:keepNext/>
-      </w:pPr>
-      <w:r>
-        <w:t>No token: 60 requests an hour</w:t>
-      </w:r>
-    </w:p>
-    <w:p>
-      <w:pPr>
-        <w:pStyle w:val="RequiredOutput"/>
-        <w:keepNext/>
-      </w:pPr>
-      <w:r>
-        <w:t>Type help to list the commands.</w:t>
-      </w:r>
-    </w:p>
-    <w:p>
-      <w:pPr>
-        <w:pStyle w:val="RequiredOutput"/>
-        <w:keepNext/>
-      </w:pPr>
-      <w:r>
-        <w:t>github&gt; repo</w:t>
-      </w:r>
-    </w:p>
-    <w:p>
-      <w:pPr>
-        <w:pStyle w:val="RequiredOutput"/>
-        <w:keepNext/>
-      </w:pPr>
-      <w:r>
-        <w:t>Repository: octocat</w:t>
-      </w:r>
-    </w:p>
-    <w:p>
-      <w:pPr>
-        <w:pStyle w:val="RequiredOutput"/>
-        <w:keepNext/>
-      </w:pPr>
-      <w:r>
-        <w:t>Error: use owner/name, such as octocat/Hello-World</w:t>
-      </w:r>
-    </w:p>
-    <w:p>
-      <w:pPr>
-        <w:pStyle w:val="RequiredOutput"/>
-        <w:keepNext/>
-      </w:pPr>
-      <w:r>
-        <w:t>github&gt; quit</w:t>
-      </w:r>
-    </w:p>
-    <w:p>
-      <w:pPr>
-        <w:pStyle w:val="RequiredOutput"/>
-        <w:keepNext/>
-      </w:pPr>
-      <w:r>
-        <w:t>GitHub API Explorer closed</w:t>
-      </w:r>
-    </w:p>
-    <w:p>
-      <w:pPr>
-        <w:pStyle w:val="RequiredOutput"/>
-      </w:pPr>
-      <w:r>
-        <w:t>Failed commands: 1</w:t>
-      </w:r>
-    </w:p>
-    <w:p>
-      <w:pPr>
-        <w:keepNext/>
-      </w:pPr>
-    </w:p>
-    <w:p>
-      <w:pPr>
-        <w:keepNext/>
-      </w:pPr>
-    </w:p>
-    <w:p>
-      <w:pPr>
-        <w:keepNext/>
-      </w:pPr>
-    </w:p>
-    <w:p>
-      <w:pPr>
-        <w:pStyle w:val="Heading1"/>
-      </w:pPr>
-      <w:r>
-        <w:t>Challenge</w:t>
-      </w:r>
-    </w:p>
-    <w:p>
-      <w:r>
-        <w:t>Say when the limit starts again, as the Chapter 6 Project 2's Challenge does. Make rate also print Resets in: and the number of seconds until X-RateLimit-Reset: that header's Unix time minus the current Unix time.</w:t>
-      </w:r>
-    </w:p>
-    <w:p>
-      <w:pPr>
-        <w:keepNext/>
-      </w:pPr>
-    </w:p>
-    <w:p>
-      <w:pPr>
-        <w:pStyle w:val="ListBullet"/>
-      </w:pPr>
-      <w:r>
-        <w:t>Assembly: add extern strtoll and extern _time64, reset_name db "X-RateLimit-Reset", 0, and resets_format db "Resets in: %lld seconds", 10, 0. In run_rate, after the Requests left line, read the header with response_header, turn it into a number with strtoll (edx 0, r8d 10) into rbx, call _time64 with ecx 0 for the current Unix time, sub rbx, rax, and print rbx with resets_format.</w:t>
-      </w:r>
-    </w:p>
-    <w:p>
-      <w:pPr>
-        <w:pStyle w:val="ListBullet"/>
-      </w:pPr>
-      <w:r>
-        <w:t>Rust: in run_rate, response_header(...).parse() into an i64, with unwrap_or(0); SystemTime::now().duration_since(UNIX_EPOCH).expect(...).as_secs() as i64 is the current Unix time (Lesson 2.12a), after use std::time::{Duration, SystemTime, UNIX_EPOCH}.</w:t>
-      </w:r>
-    </w:p>
-    <w:p>
-      <w:pPr>
-        <w:pStyle w:val="ListBullet"/>
-      </w:pPr>
-      <w:r>
-        <w:t>Erlang: in run_rate, list_to_integer of the header's text minus erlang:system_time(second), the current Unix time, printed with ~B.</w:t>
-      </w:r>
-    </w:p>
-    <w:p>
-      <w:pPr>
-        <w:pStyle w:val="ListBullet"/>
-      </w:pPr>
-      <w:r>
-        <w:t>Solidity: a contract's copy has no rate limit and no reset time, so its Challenge does not apply.</w:t>
-      </w:r>
-    </w:p>
-    <w:p>
-      <w:pPr>
-        <w:keepNext/>
-      </w:pPr>
-    </w:p>
-    <w:p>
-      <w:r>
-        <w:t>Build it, and type rate, then quit. The output must match the Required Challenge Output below, with exit code 0; rate costs nothing against the limit. With the Exercise's change as well, type repo, octocat, rate, then quit: the output must match the Required Combined Output after it.</w:t>
-      </w:r>
-    </w:p>
-    <w:p>
-      <w:pPr>
-        <w:keepNext/>
-      </w:pPr>
-    </w:p>
-    <w:p>
-      <w:pPr>
-        <w:keepNext/>
-      </w:pPr>
-    </w:p>
-    <w:p>
-      <w:pPr>
-        <w:pStyle w:val="Heading2"/>
-      </w:pPr>
-      <w:r>
-        <w:t>Required Challenge Output</w:t>
-      </w:r>
-    </w:p>
-    <w:p>
-      <w:pPr>
-        <w:keepNext/>
-      </w:pPr>
-      <w:r>
-        <w:t>With the Challenge's change, typing rate, then quit, the explorer prints this, and the exit code is 0. Both numbers are your own:</w:t>
-      </w:r>
-    </w:p>
-    <w:p>
-      <w:pPr>
-        <w:keepNext/>
-      </w:pPr>
-    </w:p>
-    <w:p>
-      <w:pPr>
-        <w:pStyle w:val="RequiredOutput"/>
-        <w:keepNext/>
-      </w:pPr>
-      <w:r>
-        <w:t>GitHub API Explorer</w:t>
-      </w:r>
-    </w:p>
-    <w:p>
-      <w:pPr>
-        <w:pStyle w:val="RequiredOutput"/>
-        <w:keepNext/>
-      </w:pPr>
-      <w:r>
-        <w:t>No token: 60 requests an hour</w:t>
-      </w:r>
-    </w:p>
-    <w:p>
-      <w:pPr>
-        <w:pStyle w:val="RequiredOutput"/>
-        <w:keepNext/>
-      </w:pPr>
-      <w:r>
-        <w:t>Type help to list the commands.</w:t>
-      </w:r>
-    </w:p>
-    <w:p>
-      <w:pPr>
-        <w:pStyle w:val="RequiredOutput"/>
-        <w:keepNext/>
-      </w:pPr>
-      <w:r>
-        <w:t>github&gt; rate</w:t>
-      </w:r>
-    </w:p>
-    <w:p>
-      <w:pPr>
-        <w:pStyle w:val="RequiredOutput"/>
-        <w:keepNext/>
-      </w:pPr>
-      <w:r>
-        <w:t>Requests left: 53 of 60</w:t>
-      </w:r>
-    </w:p>
-    <w:p>
-      <w:pPr>
-        <w:pStyle w:val="RequiredOutput"/>
-        <w:keepNext/>
-      </w:pPr>
-      <w:r>
-        <w:t>Resets in: 1800 seconds</w:t>
-      </w:r>
-    </w:p>
-    <w:p>
-      <w:pPr>
-        <w:pStyle w:val="RequiredOutput"/>
-        <w:keepNext/>
-      </w:pPr>
-      <w:r>
-        <w:t>github&gt; quit</w:t>
-      </w:r>
-    </w:p>
-    <w:p>
-      <w:pPr>
-        <w:pStyle w:val="RequiredOutput"/>
-      </w:pPr>
-      <w:r>
-        <w:t>GitHub API Explorer closed</w:t>
-      </w:r>
-    </w:p>
-    <w:p>
-      <w:pPr>
-        <w:keepNext/>
-      </w:pPr>
-    </w:p>
-    <w:p>
-      <w:pPr>
-        <w:keepNext/>
-      </w:pPr>
-    </w:p>
-    <w:p>
-      <w:pPr>
-        <w:pStyle w:val="Heading2"/>
-      </w:pPr>
-      <w:r>
-        <w:t>Required Combined Output</w:t>
-      </w:r>
-    </w:p>
-    <w:p>
-      <w:pPr>
-        <w:keepNext/>
-      </w:pPr>
-      <w:r>
-        <w:t>With both changes, typing repo, octocat, rate, then quit, the explorer prints this, and the exit code is 1; Solidity's log, with the Exercise only, ends with Failed commands: 2:</w:t>
-      </w:r>
-    </w:p>
-    <w:p>
-      <w:pPr>
-        <w:keepNext/>
-      </w:pPr>
-    </w:p>
-    <w:p>
-      <w:pPr>
-        <w:pStyle w:val="RequiredOutput"/>
-        <w:keepNext/>
-      </w:pPr>
-      <w:r>
-        <w:t>GitHub API Explorer</w:t>
-      </w:r>
-    </w:p>
-    <w:p>
-      <w:pPr>
-        <w:pStyle w:val="RequiredOutput"/>
-        <w:keepNext/>
-      </w:pPr>
-      <w:r>
-        <w:t>No token: 60 requests an hour</w:t>
-      </w:r>
-    </w:p>
-    <w:p>
-      <w:pPr>
-        <w:pStyle w:val="RequiredOutput"/>
-        <w:keepNext/>
-      </w:pPr>
-      <w:r>
-        <w:t>Type help to list the commands.</w:t>
-      </w:r>
-    </w:p>
-    <w:p>
-      <w:pPr>
-        <w:pStyle w:val="RequiredOutput"/>
-        <w:keepNext/>
-      </w:pPr>
-      <w:r>
-        <w:t>github&gt; repo</w:t>
-      </w:r>
-    </w:p>
-    <w:p>
-      <w:pPr>
-        <w:pStyle w:val="RequiredOutput"/>
-        <w:keepNext/>
-      </w:pPr>
-      <w:r>
-        <w:t>Repository: octocat</w:t>
-      </w:r>
-    </w:p>
-    <w:p>
-      <w:pPr>
-        <w:pStyle w:val="RequiredOutput"/>
-        <w:keepNext/>
-      </w:pPr>
-      <w:r>
-        <w:t>Error: use owner/name, such as octocat/Hello-World</w:t>
-      </w:r>
-    </w:p>
-    <w:p>
-      <w:pPr>
-        <w:pStyle w:val="RequiredOutput"/>
-        <w:keepNext/>
-      </w:pPr>
-      <w:r>
-        <w:t>github&gt; rate</w:t>
-      </w:r>
-    </w:p>
-    <w:p>
-      <w:pPr>
-        <w:pStyle w:val="RequiredOutput"/>
-        <w:keepNext/>
-      </w:pPr>
-      <w:r>
-        <w:t>Requests left: 53 of 60</w:t>
-      </w:r>
-    </w:p>
-    <w:p>
-      <w:pPr>
-        <w:pStyle w:val="RequiredOutput"/>
-        <w:keepNext/>
-      </w:pPr>
-      <w:r>
-        <w:t>Resets in: 1800 seconds</w:t>
-      </w:r>
-    </w:p>
-    <w:p>
-      <w:pPr>
-        <w:pStyle w:val="RequiredOutput"/>
-        <w:keepNext/>
-      </w:pPr>
-      <w:r>
-        <w:t>github&gt; quit</w:t>
-      </w:r>
-    </w:p>
-    <w:p>
-      <w:pPr>
-        <w:pStyle w:val="RequiredOutput"/>
-        <w:keepNext/>
-      </w:pPr>
-      <w:r>
-        <w:t>GitHub API Explorer closed</w:t>
-      </w:r>
-    </w:p>
-    <w:p>
-      <w:pPr>
-        <w:pStyle w:val="RequiredOutput"/>
-      </w:pPr>
-      <w:r>
-        <w:t>Failed commands: 1</w:t>
-      </w:r>
-    </w:p>
-    <w:p>
-      <w:pPr>
-        <w:keepNext/>
-      </w:pPr>
-    </w:p>
-    <w:p>
-      <w:pPr>
-        <w:keepNext/>
-      </w:pPr>
-    </w:p>
-    <w:p>
-      <w:pPr>
-        <w:keepNext/>
-      </w:pPr>
-    </w:p>
-    <w:p>
-      <w:pPr>
-        <w:pStyle w:val="Heading1"/>
-      </w:pPr>
-      <w:r>
-        <w:t>Completion Checklist</w:t>
-      </w:r>
-    </w:p>
-    <w:p>
-      <w:pPr>
-        <w:pStyle w:val="ListBullet"/>
-      </w:pPr>
-      <w:r>
-        <w:t>I copied the client modules, cJSON, Cargo.lock, and the course CA from lesson-6.21-extended; the Copy Check printed its lines, and the Cargo.lock Check printed 1 twice.</w:t>
-      </w:r>
-    </w:p>
-    <w:p>
-      <w:pPr>
-        <w:pStyle w:val="ListBullet"/>
-      </w:pPr>
-      <w:r>
-        <w:t>I can say where each language finds the public certificate authorities, and why Erlang needs the HTTPS match_fun for *.github.com.</w:t>
-      </w:r>
-    </w:p>
-    <w:p>
-      <w:pPr>
-        <w:pStyle w:val="ListBullet"/>
-      </w:pPr>
-      <w:r>
-        <w:t>I can name the lesson each piece of the explorer comes from, and why each github_client module has its own copies of a few helpers.</w:t>
-      </w:r>
-    </w:p>
-    <w:p>
-      <w:pPr>
-        <w:pStyle w:val="ListBullet"/>
-      </w:pPr>
-      <w:r>
-        <w:t>I can explain why Linux Assembly links -l:libcurl.so.4, and why its Production-Minded program is Windows only.</w:t>
-      </w:r>
-    </w:p>
-    <w:p>
-      <w:pPr>
-        <w:pStyle w:val="ListBullet"/>
-      </w:pPr>
-      <w:r>
-        <w:t>I can explain why a contract cannot call GitHub, what an oracle does, and what GitHubMirror's nextPage stands for.</w:t>
-      </w:r>
-    </w:p>
-    <w:p>
-      <w:pPr>
-        <w:pStyle w:val="ListBullet"/>
-      </w:pPr>
-      <w:r>
-        <w:t>In Assembly, Rust, and Erlang, the Basic and Production-Minded screens and the practice check matched, and so did the Required Exercise, Challenge, and Combined Output; in Solidity, the scripts logged their Log Lines.</w:t>
-      </w:r>
-    </w:p>
-    <w:p>
-      <w:pPr>
-        <w:keepNext/>
-      </w:pPr>
-    </w:p>
-    <w:p>
-      <w:pPr>
-        <w:keepNext/>
-      </w:pPr>
-    </w:p>
-    <w:p>
-      <w:pPr>
-        <w:keepNext/>
-      </w:pPr>
-    </w:p>
-    <w:p>
-      <w:pPr>
-        <w:pStyle w:val="Heading1"/>
-      </w:pPr>
-      <w:r>
         <w:t>Lesson Wrap-Up</w:t>
       </w:r>
     </w:p>
     <w:p>
       <w:r>
-        <w:t>The GitHub API Explorer now runs in Assembly, Rust, and Erlang, each assembled from Lesson 6.21a's api_client and api_failure modules with one new client module: the same headers, the same name checks, the same Link-following pages, and the same one-sentence failures, trusted through Windows' store, ureq's built-in list, or Erlang's ssl with the HTTPS rules for a wildcard name. The practice check proved the Retry-After and timeout branches against your own server, and the Basic program ran under Linux too. Solidity showed the limit honestly: no contract ever sends a request, so an oracle wrote GitHub's stable data into a copy, and the explorer's commands read it with view calls that need no token and send nothing to GitHub, so nothing counts against GitHub's limit. Next, Volume 1, Chapter 7: Networking Basics looks underneath these HTTPS requests at the addresses, names, ports, and sockets they travel on.</w:t>
+        <w:t xml:space="preserve">The GitHub API Explorer now runs in Assembly, Rust, and Erlang, each assembled from Lesson 6.21a's api_client and api_failure modules with one new client module: the same headers, the same name checks, the same Link-following pages, and the same one-sentence failures, trusted through Windows' store, ureq's built-in list, or Erlang's ssl with the HTTPS rules for a wildcard name. The practice check proved the Retry-After and timeout branches against your own server, and the Basic program ran under Linux too. </w:t>
+      </w:r>
+      <w:r>
+        <w:t>Solidity showed the limit honestly: no contract ever sends a request, so an oracle wrote GitHub's stable data into a copy, and the explorer's commands read it with view calls that need no token and send nothing to GitHub, so nothing counts against GitHub's limit. Next, Volume 1, Chapter 7: Networking Basics looks underneath these HTTPS requests at the addresses, names, ports, and sockets they travel on.</w:t>
       </w:r>
     </w:p>
     <w:sectPr>
@@ -44756,31 +44912,31 @@
       </w:rPr>
     </w:lvl>
   </w:abstractNum>
-  <w:num w:numId="1" w16cid:durableId="2006977963">
+  <w:num w:numId="1" w16cid:durableId="491142837">
     <w:abstractNumId w:val="8"/>
   </w:num>
-  <w:num w:numId="2" w16cid:durableId="2017537183">
+  <w:num w:numId="2" w16cid:durableId="1696151190">
     <w:abstractNumId w:val="6"/>
   </w:num>
-  <w:num w:numId="3" w16cid:durableId="570122033">
+  <w:num w:numId="3" w16cid:durableId="896018433">
     <w:abstractNumId w:val="5"/>
   </w:num>
-  <w:num w:numId="4" w16cid:durableId="2051684790">
+  <w:num w:numId="4" w16cid:durableId="1286504202">
     <w:abstractNumId w:val="4"/>
   </w:num>
-  <w:num w:numId="5" w16cid:durableId="2083793698">
+  <w:num w:numId="5" w16cid:durableId="2024739922">
     <w:abstractNumId w:val="7"/>
   </w:num>
-  <w:num w:numId="6" w16cid:durableId="1899970283">
+  <w:num w:numId="6" w16cid:durableId="1581213321">
     <w:abstractNumId w:val="3"/>
   </w:num>
-  <w:num w:numId="7" w16cid:durableId="582419940">
+  <w:num w:numId="7" w16cid:durableId="1308239385">
     <w:abstractNumId w:val="2"/>
   </w:num>
-  <w:num w:numId="8" w16cid:durableId="1053966382">
+  <w:num w:numId="8" w16cid:durableId="1317880936">
     <w:abstractNumId w:val="1"/>
   </w:num>
-  <w:num w:numId="9" w16cid:durableId="1000550095">
+  <w:num w:numId="9" w16cid:durableId="1219778197">
     <w:abstractNumId w:val="0"/>
   </w:num>
 </w:numbering>

--- a/Volume 1/Chapter 06 - RESTful APIs/SPA_Vol1_Ch6_Project2a_GitHub_API_Explorer_EXTENDED.docx
+++ b/Volume 1/Chapter 06 - RESTful APIs/SPA_Vol1_Ch6_Project2a_GitHub_API_Explorer_EXTENDED.docx
@@ -67,10 +67,7 @@
     </w:p>
     <w:p>
       <w:r>
-        <w:t>Build the GitHub API Explorer of the Chapter 6 Project 2 in Assembly, Rust, and Erlang: the same github&gt; command loop, which reads real, public data from GitHub's REST API with the client pieces of Lessons 6.4a to 6.21a. It looks up a repository and a user, lists a repository's commits three to a page with an optional file filter, follows GitHub's Link header from page to page, shows how many requests are left this hour, and reports every failure in one sentence. It sends a token as a Bearer header when one</w:t>
-      </w:r>
-      <w:r>
-        <w:t xml:space="preserve"> is set, never prints it, and needs none. The three programs print the Chapter 6 Project 2's lines, word for word. Linux runs the Assembly Basic program under WSL. Solidity cannot reach GitHub at all, so its scripts show what a chain does instead: a program outside the chain, an oracle, writes GitHub's stable data into a contract, and the explorer's commands read that copy.</w:t>
+        <w:t>Build the GitHub API Explorer of the Chapter 6 Project 2 in Assembly, Rust, and Erlang: the same github&gt; command loop, which reads real, public data from GitHub's REST API with the client pieces of Lessons 6.4a to 6.21a. It looks up a repository and a user, lists a repository's commits three to a page with an optional file filter, follows GitHub's Link header from page to page, shows how many requests are left this hour, and reports every failure in one sentence. It sends a token as a Bearer header when one is set, never prints it, and needs none. The three programs print the Chapter 6 Project 2's lines, word for word. Linux runs the Assembly Basic program under WSL. Solidity cannot reach GitHub at all, so its scripts show what a chain does instead: a program outside the chain, an oracle, writes GitHub's stable data into a contract, and the explorer's commands read that copy.</w:t>
       </w:r>
     </w:p>
     <w:p>
@@ -98,10 +95,7 @@
     </w:p>
     <w:p>
       <w:r>
-        <w:t>The Chapter 6 Project 2 explains why a client of someone else's API must send the headers the service asks for, trust the right certificate authorities, print only stable data, follow the service's own next links, respect its rate limit, and keep a token out of every line it prints. This companion shows what those rules cost in languages that give you less. Assembly builds every header line and every sentence with the C library, one call at a time. Rust's HTTP client carries its own list of public certifica</w:t>
-      </w:r>
-      <w:r>
-        <w:t>te authorities inside the program. Erlang's TLS library refuses GitHub's certificate until it is told how HTTPS clients read a wildcard name. And Solidity shows the honest limit: a contract can never send a request, so data from outside reaches a chain only when someone writes it there. Read the Chapter 6 Project 2 first: this companion uses its commands, its answers, its lines, its exit codes, its Exercise and Challenge, and does not repeat why each was chosen.</w:t>
+        <w:t>The Chapter 6 Project 2 explains why a client of someone else's API must send the headers the service asks for, trust the right certificate authorities, print only stable data, follow the service's own next links, respect its rate limit, and keep a token out of every line it prints. This companion shows what those rules cost in languages that give you less. Assembly builds every header line and every sentence with the C library, one call at a time. Rust's HTTP client carries its own list of public certificate authorities inside the program. Erlang's TLS library refuses GitHub's certificate until it is told how HTTPS clients read a wildcard name. And Solidity shows the honest limit: a contract can never send a request, so data from outside reaches a chain only when someone writes it there. Read the Chapter 6 Project 2 first: this companion uses its commands, its answers, its lines, its exit codes, its Exercise and Challenge, and does not repeat why each was chosen.</w:t>
       </w:r>
     </w:p>
     <w:p>
@@ -443,10 +437,7 @@
         <w:pStyle w:val="ListBullet"/>
       </w:pPr>
       <w:r>
-        <w:t>GitHub's certificate names *.github.com and github.com. The * is a wildcard: it stands for any one name before .github.com, such as api. libcurl and ureq accept a wildcard by HTTPS's rules on their own. Erlang's ssl checks names more strictly unless it is told otherwise: with only {verify, verify_peer} and the authorities, it refuses GitHub with Bad Certificate and hostname_check_failed, because api.github.com is not written in the certificate letter for letter. {customize_hostname_check, [{match_fun, publi</w:t>
-      </w:r>
-      <w:r>
-        <w:t>c_key:pkix_verify_hostname_match_fun(https)}]} gives ssl the HTTPS rules, under which *.github.com covers api.github.com. The check still runs; it now reads the name the way every browser does.</w:t>
+        <w:t>GitHub's certificate names *.github.com and github.com. The * is a wildcard: it stands for any one name before .github.com, such as api. libcurl and ureq accept a wildcard by HTTPS's rules on their own. Erlang's ssl checks names more strictly unless it is told otherwise: with only {verify, verify_peer} and the authorities, it refuses GitHub with Bad Certificate and hostname_check_failed, because api.github.com is not written in the certificate letter for letter. {customize_hostname_check, [{match_fun, public_key:pkix_verify_hostname_match_fun(https)}]} gives ssl the HTTPS rules, under which *.github.com covers api.github.com. The check still runs; it now reads the name the way every browser does.</w:t>
       </w:r>
     </w:p>
     <w:p>
@@ -547,10 +538,7 @@
       </w:pPr>
       <w:r>
         <w:lastRenderedPageBreak/>
-        <w:t>GitHubMirror is such a copy. Its oracle is the address that put it on the chain: only that address may write, as only the owner could in Lesson 6.16a. Reading the copy is a view call, which needs no key and is not a request to GitHub, so there is no token to send and no hourly limit to count. A missing repository reverts with not_found, the counterpart of GitHub's 404, and a page of commits comes back with the next page's number beside it, the counterpart of the Link header, because a call's answer has no h</w:t>
-      </w:r>
-      <w:r>
-        <w:t>eaders (Lesson 6.18a).</w:t>
+        <w:t>GitHubMirror is such a copy. Its oracle is the address that put it on the chain: only that address may write, as only the owner could in Lesson 6.16a. Reading the copy is a view call, which needs no key and is not a request to GitHub, so there is no token to send and no hourly limit to count. A missing repository reverts with not_found, the counterpart of GitHub's 404, and a page of commits comes back with the next page's number beside it, the counterpart of the Link header, because a call's answer has no headers (Lesson 6.18a).</w:t>
       </w:r>
     </w:p>
     <w:p>
@@ -1493,13 +1481,7 @@
         <w:keepNext/>
       </w:pPr>
       <w:r>
-        <w:t>You save each source file in its language's section below, as each is shown. As in Chapter 1, notepad .\assembly\windows\basic_explorer.asm creates and opens one: choose Yes, type the file, save it with Ctrl+S, and close Notepad. First, let the tools create the Rust and Solidity projects. Remember, cargo init writes Cargo.toml and a starter main.rs, which you delete because the programs live in src\bin, and cargo add pins each crate at an exact version (Lesson 6.0a). This project adds three of Lesson 6.21a'</w:t>
-      </w:r>
-      <w:r>
-        <w:t>s crates at the same versions, so the Cargo.lock the Copy Setup copied still fits: cargo add and cargo fetch keep its versions, download the crates if Cargo's cache does not already hold them, and write this project's name, github_explorer, into Cargo.lock in place of api_error_handling; they also drop the server's and the database's crates, which this project does not use. Never edit Cargo.lock by hand. The starter main.rs is removed after the fetch, which needs a program to read. Remember, forge init --em</w:t>
-      </w:r>
-      <w:r>
-        <w:t>pty --force makes the Solidity project, and you type foundry.toml over its file. Assembly uses the MSYS2 packages Lesson 6.0 installed, and Erlang needs nothing new, because inets, ssl, and public_key come with Erlang/OTP.</w:t>
+        <w:t>You save each source file in its language's section below, as each is shown. As in Chapter 1, notepad .\assembly\windows\basic_explorer.asm creates and opens one: choose Yes, type the file, save it with Ctrl+S, and close Notepad. First, let the tools create the Rust and Solidity projects. Remember, cargo init writes Cargo.toml and a starter main.rs, which you delete because the programs live in src\bin, and cargo add pins each crate at an exact version (Lesson 6.0a). This project adds three of Lesson 6.21a's crates at the same versions, so the Cargo.lock the Copy Setup copied still fits: cargo add and cargo fetch keep its versions, download the crates if Cargo's cache does not already hold them, and write this project's name, github_explorer, into Cargo.lock in place of api_error_handling; they also drop the server's and the database's crates, which this project does not use. Never edit Cargo.lock by hand. The starter main.rs is removed after the fetch, which needs a program to read. Remember, forge init --empty --force makes the Solidity project, and you type foundry.toml over its file. Assembly uses the MSYS2 packages Lesson 6.0 installed, and Erlang needs nothing new, because inets, ssl, and public_key come with Erlang/OTP.</w:t>
       </w:r>
     </w:p>
     <w:p>
@@ -2079,11 +2061,7 @@
         <w:pStyle w:val="ListBullet"/>
       </w:pPr>
       <w:r>
-        <w:t xml:space="preserve">An Assembly program prints nothing and ends with exit code -1073741515: run the Assembly section's $env:Path line in that terminal, so Windows finds libcurl's DLLs (Lesson 6.0a). Under WSL, gcc reports </w:t>
-      </w:r>
-      <w:r>
-        <w:lastRenderedPageBreak/>
-        <w:t>cannot find -l:libcurl.so.4: your Ubuntu has no curl library at all; it is part of Ubuntu's own curl, so check with curl --version.</w:t>
+        <w:t>An Assembly program prints nothing and ends with exit code -1073741515: run the Assembly section's $env:Path line in that terminal, so Windows finds libcurl's DLLs (Lesson 6.0a). Under WSL, gcc reports cannot find -l:libcurl.so.4: your Ubuntu has no curl library at all; it is part of Ubuntu's own curl, so check with curl --version.</w:t>
       </w:r>
     </w:p>
     <w:p>
@@ -2134,10 +2112,7 @@
     </w:p>
     <w:p>
       <w:r>
-        <w:t xml:space="preserve">One program, with the Windows and Linux versions side by side. It shows the whole new idea in the fewest lines: the address, GitHub's three headers, the public certificate authorities, and the four fields. main creates the client once and sets CURLSSLOPT_NATIVE_CA; show_repository builds the URL with snprintf, adds GitHub's three headers with curl_slist_append, and reads the four fields with cJSON. Any status but 200 is one Error line with the status, and no answer is two Error lines. The Linux file is the </w:t>
-      </w:r>
-      <w:r>
-        <w:t>Windows one with Linux's registers. Every step is commented, with short reminders for what earlier lessons taught.</w:t>
+        <w:t>One program, with the Windows and Linux versions side by side. It shows the whole new idea in the fewest lines: the address, GitHub's three headers, the public certificate authorities, and the four fields. main creates the client once and sets CURLSSLOPT_NATIVE_CA; show_repository builds the URL with snprintf, adds GitHub's three headers with curl_slist_append, and reads the four fields with cJSON. Any status but 200 is one Error line with the status, and no answer is two Error lines. The Linux file is the Windows one with Linux's registers. Every step is commented, with short reminders for what earlier lessons taught.</w:t>
       </w:r>
     </w:p>
     <w:p>
@@ -2413,7 +2388,6 @@
         <w:pStyle w:val="SourceCode"/>
       </w:pPr>
       <w:r>
-        <w:lastRenderedPageBreak/>
         <w:t>; option's own number: 0 for a whole number, 10000 for an address, 20000</w:t>
       </w:r>
     </w:p>
@@ -2835,7 +2809,6 @@
         <w:pStyle w:val="SourceCode"/>
       </w:pPr>
       <w:r>
-        <w:lastRenderedPageBreak/>
         <w:t xml:space="preserve">    answered_line   db "Error: GitHub answered %d", 10, 0</w:t>
       </w:r>
     </w:p>
@@ -10467,10 +10440,7 @@
     </w:p>
     <w:p>
       <w:r>
-        <w:t>The Production-Minded version has every command. github_client.inc and github_client.asm hold send_public_request, link_target, and github_problem, with the module's own copies of save_body, save_header, failure_kind, and is_whole_seconds. explorer.asm holds read_answer, trim_text, is_text, report_error, the checks of an answer, send_and_check, one run_ function per command, and the loop. practice_check.asm is the practice check. Read github_problem first, then send_and_check and the run_ functions, then th</w:t>
-      </w:r>
-      <w:r>
-        <w:t>e loop.</w:t>
+        <w:t>The Production-Minded version has every command. github_client.inc and github_client.asm hold send_public_request, link_target, and github_problem, with the module's own copies of save_body, save_header, failure_kind, and is_whole_seconds. explorer.asm holds read_answer, trim_text, is_text, report_error, the checks of an answer, send_and_check, one run_ function per command, and the loop. practice_check.asm is the practice check. Read github_problem first, then send_and_check and the run_ functions, then the loop.</w:t>
       </w:r>
     </w:p>
     <w:p>
@@ -24891,10 +24861,7 @@
         <w:pStyle w:val="ListBullet"/>
       </w:pPr>
       <w:r>
-        <w:t>The explorer's screen must match the second screen of the Required Clean-Run Output line for line, except the Requests left line, whose first number is whatever GitHub has left for your address this hour; it must read of 60. $LASTEXITCODE must print 1, because two commands failed on purpose. The practice check must match the last screen, and its $LASTEXITCODE must print 0; Terminal 1 must show the server's three lines. This language's Reason line for the timeout is "Reason: Timeout was reached", libcurl's w</w:t>
-      </w:r>
-      <w:r>
-        <w:t>ords.</w:t>
+        <w:t>The explorer's screen must match the second screen of the Required Clean-Run Output line for line, except the Requests left line, whose first number is whatever GitHub has left for your address this hour; it must read of 60. $LASTEXITCODE must print 1, because two commands failed on purpose. The practice check must match the last screen, and its $LASTEXITCODE must print 0; Terminal 1 must show the server's three lines. This language's Reason line for the timeout is "Reason: Timeout was reached", libcurl's words.</w:t>
       </w:r>
     </w:p>
     <w:p>
@@ -38113,10 +38080,7 @@
     </w:p>
     <w:p>
       <w:r>
-        <w:t>A contract cannot reach GitHub, so Solidity has no GitHub API Explorer (Solidity: No Request Leaves the Chain). Its scripts show what a chain does instead: the script, as the oracle, writes GitHub's stable fields into GitHubMirror on forge's own chain in memory, and the explorer's commands read that copy with view calls. Remember, forge script runs a script's calls on forge's own chain in memory unless it is given a chain to talk to, so these scripts need no anvil (Lesson 6.5a). Every Solidity block runs in</w:t>
-      </w:r>
-      <w:r>
-        <w:t xml:space="preserve"> the github-explorer-extended folder.</w:t>
+        <w:t>A contract cannot reach GitHub, so Solidity has no GitHub API Explorer (Solidity: No Request Leaves the Chain). Its scripts show what a chain does instead: the script, as the oracle, writes GitHub's stable fields into GitHubMirror on forge's own chain in memory, and the explorer's commands read that copy with view calls. Remember, forge script runs a script's calls on forge's own chain in memory unless it is given a chain to talk to, so these scripts need no anvil (Lesson 6.5a). Every Solidity block runs in the github-explorer-extended folder.</w:t>
       </w:r>
     </w:p>
     <w:p>
@@ -42960,10 +42924,7 @@
     </w:p>
     <w:p>
       <w:r>
-        <w:t>This is the file the setup commands wrote, shown here so you can check yours. The comments are the course's notes; cargo add writes the same names and versions without them, and its blank lines and layout may differ. Cargo.toml names this project's package, github_explorer, with edition 2024, and pins three of Lesson 6.21a's crates at the same exact versions, so the Cargo.lock copied from Lesson 6.21a fits them: ureq, serde_json, and form_urlencoded. Cargo.lock is not printed: the Copy Setup copies Lesson 6</w:t>
-      </w:r>
-      <w:r>
-        <w:t>.21a's, and cargo add and cargo fetch give it this project's name.</w:t>
+        <w:t>This is the file the setup commands wrote, shown here so you can check yours. The comments are the course's notes; cargo add writes the same names and versions without them, and its blank lines and layout may differ. Cargo.toml names this project's package, github_explorer, with edition 2024, and pins three of Lesson 6.21a's crates at the same exact versions, so the Cargo.lock copied from Lesson 6.21a fits them: ureq, serde_json, and form_urlencoded. Cargo.lock is not printed: the Copy Setup copies Lesson 6.21a's, and cargo add and cargo fetch give it this project's name.</w:t>
       </w:r>
     </w:p>
     <w:p>
@@ -44153,10 +44114,7 @@
     </w:p>
     <w:p>
       <w:r>
-        <w:t xml:space="preserve">This project is Chapter 6's Extended client side in one program per language, pointed at a service you do not control: Lesson 6.4a's request shape and timeouts, Lesson 6.10a's query builder, Lesson 6.13a's JSON reading, Lesson 6.14a's status meanings, Lesson 6.16a's Bearer token from the environment, Lesson 6.18a's Link header, and Lesson 6.21a's failure classification. The Contact Manager REST API's Extended companion assembles the server side. Volume 1, Chapter 7: Networking Basics looks underneath these </w:t>
-      </w:r>
-      <w:r>
-        <w:t>requests at addresses, names, ports, and sockets.</w:t>
+        <w:t>This project is Chapter 6's Extended client side in one program per language, pointed at a service you do not control: Lesson 6.4a's request shape and timeouts, Lesson 6.10a's query builder, Lesson 6.13a's JSON reading, Lesson 6.14a's status meanings, Lesson 6.16a's Bearer token from the environment, Lesson 6.18a's Link header, and Lesson 6.21a's failure classification. The Contact Manager REST API's Extended companion assembles the server side. Volume 1, Chapter 7: Networking Basics looks underneath these requests at addresses, names, ports, and sockets.</w:t>
       </w:r>
     </w:p>
     <w:p>
@@ -44764,10 +44722,7 @@
     </w:p>
     <w:p>
       <w:r>
-        <w:t xml:space="preserve">The GitHub API Explorer now runs in Assembly, Rust, and Erlang, each assembled from Lesson 6.21a's api_client and api_failure modules with one new client module: the same headers, the same name checks, the same Link-following pages, and the same one-sentence failures, trusted through Windows' store, ureq's built-in list, or Erlang's ssl with the HTTPS rules for a wildcard name. The practice check proved the Retry-After and timeout branches against your own server, and the Basic program ran under Linux too. </w:t>
-      </w:r>
-      <w:r>
-        <w:t>Solidity showed the limit honestly: no contract ever sends a request, so an oracle wrote GitHub's stable data into a copy, and the explorer's commands read it with view calls that need no token and send nothing to GitHub, so nothing counts against GitHub's limit. Next, Volume 1, Chapter 7: Networking Basics looks underneath these HTTPS requests at the addresses, names, ports, and sockets they travel on.</w:t>
+        <w:t>The GitHub API Explorer now runs in Assembly, Rust, and Erlang, each assembled from Lesson 6.21a's api_client and api_failure modules with one new client module: the same headers, the same name checks, the same Link-following pages, and the same one-sentence failures, trusted through Windows' store, ureq's built-in list, or Erlang's ssl with the HTTPS rules for a wildcard name. The practice check proved the Retry-After and timeout branches against your own server, and the Basic program ran under Linux too. Solidity showed the limit honestly: no contract ever sends a request, so an oracle wrote GitHub's stable data into a copy, and the explorer's commands read it with view calls that need no token and send nothing to GitHub, so nothing counts against GitHub's limit. Next, Volume 1, Chapter 7: Networking Basics looks underneath these HTTPS requests at the addresses, names, ports, and sockets they travel on.</w:t>
       </w:r>
     </w:p>
     <w:sectPr>
